--- a/Yousef Mohamed Full-Stack.docx
+++ b/Yousef Mohamed Full-Stack.docx
@@ -403,8 +403,6 @@
           <w:lang w:val="en-US"/>
         </w:rPr>
       </w:pPr>
-      <w:bookmarkStart w:id="0" w:name="_GoBack"/>
-      <w:bookmarkEnd w:id="0"/>
       <w:r>
         <w:rPr>
           <w:rFonts w:hint="default"/>
@@ -1425,7 +1423,7 @@
           <w:szCs w:val="20"/>
           <w:lang w:val="en-US" w:eastAsia="zh-CN" w:bidi="ar-SA"/>
         </w:rPr>
-        <w:t xml:space="preserve">coupon wafir - </w:t>
+        <w:t>coupon wafir</w:t>
       </w:r>
       <w:r>
         <w:rPr>
@@ -1443,12 +1441,13 @@
       </w:r>
       <w:r>
         <w:rPr>
-          <w:rFonts w:hint="default" w:asciiTheme="minorHAnsi" w:hAnsiTheme="minorHAnsi" w:eastAsiaTheme="minorEastAsia" w:cstheme="minorBidi"/>
-          <w:b/>
-          <w:bCs/>
-          <w:kern w:val="0"/>
-          <w:sz w:val="20"/>
-          <w:szCs w:val="20"/>
+          <w:rFonts w:hint="default" w:asciiTheme="minorHAnsi" w:hAnsiTheme="minorHAnsi" w:eastAsiaTheme="minorEastAsia" w:cstheme="minorHAnsi"/>
+          <w:b/>
+          <w:bCs/>
+          <w:kern w:val="0"/>
+          <w:sz w:val="20"/>
+          <w:szCs w:val="20"/>
+          <w:rtl/>
           <w:cs w:val="0"/>
           <w:lang w:val="en-US" w:eastAsia="zh-CN" w:bidi="ar-SA"/>
         </w:rPr>
@@ -1470,12 +1469,27 @@
       </w:r>
       <w:r>
         <w:rPr>
-          <w:rFonts w:hint="default" w:asciiTheme="minorHAnsi" w:hAnsiTheme="minorHAnsi" w:eastAsiaTheme="minorEastAsia" w:cstheme="minorBidi"/>
+          <w:rFonts w:hint="default" w:asciiTheme="minorHAnsi" w:hAnsiTheme="minorHAnsi" w:eastAsiaTheme="minorEastAsia" w:cstheme="minorHAnsi"/>
           <w:b w:val="0"/>
           <w:bCs w:val="0"/>
           <w:kern w:val="0"/>
           <w:sz w:val="20"/>
           <w:szCs w:val="20"/>
+          <w:rtl/>
+          <w:cs w:val="0"/>
+          <w:lang w:val="en-US" w:eastAsia="zh-CN" w:bidi="ar-SA"/>
+        </w:rPr>
+        <w:t xml:space="preserve"> </w:t>
+      </w:r>
+      <w:r>
+        <w:rPr>
+          <w:rFonts w:hint="default" w:asciiTheme="minorHAnsi" w:hAnsiTheme="minorHAnsi" w:eastAsiaTheme="minorEastAsia" w:cstheme="minorHAnsi"/>
+          <w:b w:val="0"/>
+          <w:bCs w:val="0"/>
+          <w:kern w:val="0"/>
+          <w:sz w:val="20"/>
+          <w:szCs w:val="20"/>
+          <w:rtl w:val="0"/>
           <w:cs w:val="0"/>
           <w:lang w:val="en-US" w:eastAsia="zh-CN" w:bidi="ar-SA"/>
         </w:rPr>
@@ -1669,6 +1683,8 @@
           <w:lang w:val="en-US" w:eastAsia="zh-CN" w:bidi="ar-SA"/>
         </w:rPr>
       </w:pPr>
+      <w:bookmarkStart w:id="0" w:name="_GoBack"/>
+      <w:bookmarkEnd w:id="0"/>
     </w:p>
     <w:p>
       <w:pPr>
@@ -2935,7 +2951,7 @@
     <w:lsdException w:unhideWhenUsed="0" w:uiPriority="0" w:semiHidden="0" w:name="HTML Sample"/>
     <w:lsdException w:unhideWhenUsed="0" w:uiPriority="0" w:semiHidden="0" w:name="HTML Typewriter"/>
     <w:lsdException w:unhideWhenUsed="0" w:uiPriority="0" w:semiHidden="0" w:name="HTML Variable"/>
-    <w:lsdException w:unhideWhenUsed="0" w:uiPriority="0" w:name="Normal Table"/>
+    <w:lsdException w:qFormat="1" w:unhideWhenUsed="0" w:uiPriority="0" w:name="Normal Table"/>
     <w:lsdException w:unhideWhenUsed="0" w:uiPriority="0" w:semiHidden="0" w:name="annotation subject"/>
     <w:lsdException w:unhideWhenUsed="0" w:uiPriority="0" w:semiHidden="0" w:name="Table Simple 1"/>
     <w:lsdException w:unhideWhenUsed="0" w:uiPriority="0" w:semiHidden="0" w:name="Table Simple 2"/>
@@ -3118,6 +3134,7 @@
   <w:style w:type="table" w:default="1" w:styleId="4">
     <w:name w:val="Normal Table"/>
     <w:semiHidden/>
+    <w:qFormat/>
     <w:uiPriority w:val="0"/>
     <w:tblPr>
       <w:tblCellMar>

--- a/Yousef Mohamed Full-Stack.docx
+++ b/Yousef Mohamed Full-Stack.docx
@@ -85,7 +85,7 @@
           <w:rFonts w:hint="default"/>
           <w:lang w:val="en-US"/>
         </w:rPr>
-        <w:t xml:space="preserve">: El-Mansoura, Egypt </w:t>
+        <w:t xml:space="preserve">: Cairo, Egypt </w:t>
       </w:r>
       <w:r>
         <w:rPr>
@@ -456,6 +456,8 @@
         <w:rPr>
           <w:rFonts w:hint="default"/>
           <w:color w:val="595959" w:themeColor="text1" w:themeTint="A6"/>
+          <w:sz w:val="22"/>
+          <w:szCs w:val="22"/>
           <w:lang w:val="en-US"/>
           <w14:textFill>
             <w14:solidFill>
@@ -472,6 +474,8 @@
           <w:rFonts w:hint="default"/>
           <w:b/>
           <w:bCs/>
+          <w:sz w:val="22"/>
+          <w:szCs w:val="22"/>
           <w:lang w:val="en-US"/>
         </w:rPr>
         <w:t>Information Technology Institute (ITI)</w:t>
@@ -479,6 +483,8 @@
       <w:r>
         <w:rPr>
           <w:rFonts w:hint="default"/>
+          <w:sz w:val="22"/>
+          <w:szCs w:val="22"/>
           <w:lang w:val="en-US"/>
         </w:rPr>
         <w:tab/>
@@ -486,6 +492,8 @@
       <w:r>
         <w:rPr>
           <w:rFonts w:hint="default"/>
+          <w:sz w:val="22"/>
+          <w:szCs w:val="22"/>
           <w:lang w:val="en-US"/>
         </w:rPr>
         <w:tab/>
@@ -493,6 +501,8 @@
       <w:r>
         <w:rPr>
           <w:rFonts w:hint="default"/>
+          <w:sz w:val="22"/>
+          <w:szCs w:val="22"/>
           <w:lang w:val="en-US"/>
         </w:rPr>
         <w:tab/>
@@ -500,6 +510,8 @@
       <w:r>
         <w:rPr>
           <w:rFonts w:hint="default"/>
+          <w:sz w:val="22"/>
+          <w:szCs w:val="22"/>
           <w:lang w:val="en-US"/>
         </w:rPr>
         <w:tab/>
@@ -507,6 +519,8 @@
       <w:r>
         <w:rPr>
           <w:rFonts w:hint="default"/>
+          <w:sz w:val="22"/>
+          <w:szCs w:val="22"/>
           <w:lang w:val="en-US"/>
         </w:rPr>
         <w:tab/>
@@ -514,6 +528,8 @@
       <w:r>
         <w:rPr>
           <w:rFonts w:hint="default"/>
+          <w:sz w:val="22"/>
+          <w:szCs w:val="22"/>
           <w:lang w:val="en-US"/>
         </w:rPr>
         <w:t xml:space="preserve">  </w:t>
@@ -521,6 +537,8 @@
       <w:r>
         <w:rPr>
           <w:rFonts w:hint="default"/>
+          <w:sz w:val="22"/>
+          <w:szCs w:val="22"/>
           <w:lang w:val="en-US"/>
         </w:rPr>
         <w:tab/>
@@ -528,6 +546,8 @@
       <w:r>
         <w:rPr>
           <w:rFonts w:hint="default"/>
+          <w:sz w:val="22"/>
+          <w:szCs w:val="22"/>
           <w:lang w:val="en-US"/>
         </w:rPr>
         <w:tab/>
@@ -535,6 +555,8 @@
       <w:r>
         <w:rPr>
           <w:rFonts w:hint="default"/>
+          <w:sz w:val="22"/>
+          <w:szCs w:val="22"/>
           <w:lang w:val="en-US"/>
         </w:rPr>
         <w:tab/>
@@ -542,14 +564,18 @@
       <w:r>
         <w:rPr>
           <w:rFonts w:hint="default"/>
-          <w:lang w:val="en-US"/>
-        </w:rPr>
-        <w:t xml:space="preserve">    </w:t>
+          <w:sz w:val="22"/>
+          <w:szCs w:val="22"/>
+          <w:lang w:val="en-US"/>
+        </w:rPr>
+        <w:t xml:space="preserve"> </w:t>
       </w:r>
       <w:r>
         <w:rPr>
           <w:rFonts w:hint="default"/>
           <w:color w:val="595959" w:themeColor="text1" w:themeTint="A6"/>
+          <w:sz w:val="22"/>
+          <w:szCs w:val="22"/>
           <w:lang w:val="en-US"/>
           <w14:textFill>
             <w14:solidFill>
@@ -560,7 +586,7 @@
             </w14:solidFill>
           </w14:textFill>
         </w:rPr>
-        <w:t xml:space="preserve"> Jul 2025 - Dec 2025</w:t>
+        <w:t>Jul 2025 - Dec 2025</w:t>
       </w:r>
     </w:p>
     <w:p>
@@ -648,14 +674,18 @@
         <w:jc w:val="both"/>
         <w:rPr>
           <w:rFonts w:hint="default"/>
-          <w:lang w:val="en-US"/>
-        </w:rPr>
-      </w:pPr>
-      <w:r>
-        <w:rPr>
-          <w:rFonts w:hint="default"/>
-          <w:b/>
-          <w:bCs/>
+          <w:sz w:val="22"/>
+          <w:szCs w:val="22"/>
+          <w:lang w:val="en-US"/>
+        </w:rPr>
+      </w:pPr>
+      <w:r>
+        <w:rPr>
+          <w:rFonts w:hint="default"/>
+          <w:b/>
+          <w:bCs/>
+          <w:sz w:val="22"/>
+          <w:szCs w:val="22"/>
           <w:lang w:val="en-US"/>
         </w:rPr>
         <w:t>Faculty of Engineering, Computer Science and Control Department</w:t>
@@ -663,14 +693,18 @@
       <w:r>
         <w:rPr>
           <w:rFonts w:hint="default"/>
-          <w:lang w:val="en-US"/>
-        </w:rPr>
-        <w:t xml:space="preserve">                                                                           </w:t>
+          <w:sz w:val="22"/>
+          <w:szCs w:val="22"/>
+          <w:lang w:val="en-US"/>
+        </w:rPr>
+        <w:t xml:space="preserve">                                                      </w:t>
       </w:r>
       <w:r>
         <w:rPr>
           <w:rFonts w:hint="default"/>
           <w:color w:val="595959" w:themeColor="text1" w:themeTint="A6"/>
+          <w:sz w:val="22"/>
+          <w:szCs w:val="22"/>
           <w:lang w:val="en-US"/>
           <w14:textFill>
             <w14:solidFill>
@@ -987,14 +1021,18 @@
         <w:jc w:val="both"/>
         <w:rPr>
           <w:rFonts w:hint="default"/>
-          <w:lang w:val="en-US"/>
-        </w:rPr>
-      </w:pPr>
-      <w:r>
-        <w:rPr>
-          <w:rFonts w:hint="default"/>
-          <w:b/>
-          <w:bCs/>
+          <w:sz w:val="22"/>
+          <w:szCs w:val="22"/>
+          <w:lang w:val="en-US"/>
+        </w:rPr>
+      </w:pPr>
+      <w:r>
+        <w:rPr>
+          <w:rFonts w:hint="default"/>
+          <w:b/>
+          <w:bCs/>
+          <w:sz w:val="22"/>
+          <w:szCs w:val="22"/>
           <w:lang w:val="en-US"/>
         </w:rPr>
         <w:t>Egyptian Armed Forces</w:t>
@@ -1002,6 +1040,8 @@
       <w:r>
         <w:rPr>
           <w:rFonts w:hint="default"/>
+          <w:sz w:val="22"/>
+          <w:szCs w:val="22"/>
           <w:lang w:val="en-US"/>
         </w:rPr>
         <w:tab/>
@@ -1009,6 +1049,8 @@
       <w:r>
         <w:rPr>
           <w:rFonts w:hint="default"/>
+          <w:sz w:val="22"/>
+          <w:szCs w:val="22"/>
           <w:lang w:val="en-US"/>
         </w:rPr>
         <w:tab/>
@@ -1016,6 +1058,8 @@
       <w:r>
         <w:rPr>
           <w:rFonts w:hint="default"/>
+          <w:sz w:val="22"/>
+          <w:szCs w:val="22"/>
           <w:lang w:val="en-US"/>
         </w:rPr>
         <w:tab/>
@@ -1023,6 +1067,8 @@
       <w:r>
         <w:rPr>
           <w:rFonts w:hint="default"/>
+          <w:sz w:val="22"/>
+          <w:szCs w:val="22"/>
           <w:lang w:val="en-US"/>
         </w:rPr>
         <w:tab/>
@@ -1030,6 +1076,8 @@
       <w:r>
         <w:rPr>
           <w:rFonts w:hint="default"/>
+          <w:sz w:val="22"/>
+          <w:szCs w:val="22"/>
           <w:lang w:val="en-US"/>
         </w:rPr>
         <w:tab/>
@@ -1037,6 +1085,8 @@
       <w:r>
         <w:rPr>
           <w:rFonts w:hint="default"/>
+          <w:sz w:val="22"/>
+          <w:szCs w:val="22"/>
           <w:lang w:val="en-US"/>
         </w:rPr>
         <w:tab/>
@@ -1044,6 +1094,8 @@
       <w:r>
         <w:rPr>
           <w:rFonts w:hint="default"/>
+          <w:sz w:val="22"/>
+          <w:szCs w:val="22"/>
           <w:lang w:val="en-US"/>
         </w:rPr>
         <w:tab/>
@@ -1051,14 +1103,18 @@
       <w:r>
         <w:rPr>
           <w:rFonts w:hint="default"/>
-          <w:lang w:val="en-US"/>
-        </w:rPr>
-        <w:t xml:space="preserve">                                                   </w:t>
+          <w:sz w:val="22"/>
+          <w:szCs w:val="22"/>
+          <w:lang w:val="en-US"/>
+        </w:rPr>
+        <w:t xml:space="preserve">                                           </w:t>
       </w:r>
       <w:r>
         <w:rPr>
           <w:rFonts w:hint="default"/>
           <w:color w:val="595959" w:themeColor="text1" w:themeTint="A6"/>
+          <w:sz w:val="22"/>
+          <w:szCs w:val="22"/>
           <w:lang w:val="en-US"/>
           <w14:textFill>
             <w14:solidFill>
@@ -1197,14 +1253,18 @@
         <w:jc w:val="both"/>
         <w:rPr>
           <w:rFonts w:hint="default"/>
-          <w:lang w:val="en-US"/>
-        </w:rPr>
-      </w:pPr>
-      <w:r>
-        <w:rPr>
-          <w:rFonts w:hint="default"/>
-          <w:b/>
-          <w:bCs/>
+          <w:sz w:val="22"/>
+          <w:szCs w:val="22"/>
+          <w:lang w:val="en-US"/>
+        </w:rPr>
+      </w:pPr>
+      <w:r>
+        <w:rPr>
+          <w:rFonts w:hint="default"/>
+          <w:b/>
+          <w:bCs/>
+          <w:sz w:val="22"/>
+          <w:szCs w:val="22"/>
           <w:lang w:val="en-US"/>
         </w:rPr>
         <w:t>Freelance Software Engineer:</w:t>
@@ -1212,6 +1272,8 @@
       <w:r>
         <w:rPr>
           <w:rFonts w:hint="default"/>
+          <w:sz w:val="22"/>
+          <w:szCs w:val="22"/>
           <w:lang w:val="en-US"/>
         </w:rPr>
         <w:t xml:space="preserve"> </w:t>
@@ -1219,6 +1281,8 @@
       <w:r>
         <w:rPr>
           <w:rFonts w:hint="default"/>
+          <w:sz w:val="22"/>
+          <w:szCs w:val="22"/>
           <w:lang w:val="en-US"/>
         </w:rPr>
         <w:tab/>
@@ -1226,6 +1290,8 @@
       <w:r>
         <w:rPr>
           <w:rFonts w:hint="default"/>
+          <w:sz w:val="22"/>
+          <w:szCs w:val="22"/>
           <w:lang w:val="en-US"/>
         </w:rPr>
         <w:tab/>
@@ -1233,6 +1299,8 @@
       <w:r>
         <w:rPr>
           <w:rFonts w:hint="default"/>
+          <w:sz w:val="22"/>
+          <w:szCs w:val="22"/>
           <w:lang w:val="en-US"/>
         </w:rPr>
         <w:tab/>
@@ -1240,6 +1308,8 @@
       <w:r>
         <w:rPr>
           <w:rFonts w:hint="default"/>
+          <w:sz w:val="22"/>
+          <w:szCs w:val="22"/>
           <w:lang w:val="en-US"/>
         </w:rPr>
         <w:tab/>
@@ -1247,6 +1317,8 @@
       <w:r>
         <w:rPr>
           <w:rFonts w:hint="default"/>
+          <w:sz w:val="22"/>
+          <w:szCs w:val="22"/>
           <w:lang w:val="en-US"/>
         </w:rPr>
         <w:tab/>
@@ -1254,6 +1326,8 @@
       <w:r>
         <w:rPr>
           <w:rFonts w:hint="default"/>
+          <w:sz w:val="22"/>
+          <w:szCs w:val="22"/>
           <w:lang w:val="en-US"/>
         </w:rPr>
         <w:tab/>
@@ -1261,14 +1335,18 @@
       <w:r>
         <w:rPr>
           <w:rFonts w:hint="default"/>
-          <w:lang w:val="en-US"/>
-        </w:rPr>
-        <w:t xml:space="preserve">                                                      </w:t>
+          <w:sz w:val="22"/>
+          <w:szCs w:val="22"/>
+          <w:lang w:val="en-US"/>
+        </w:rPr>
+        <w:t xml:space="preserve">                                              </w:t>
       </w:r>
       <w:r>
         <w:rPr>
           <w:rFonts w:hint="default"/>
           <w:color w:val="595959" w:themeColor="text1" w:themeTint="A6"/>
+          <w:sz w:val="22"/>
+          <w:szCs w:val="22"/>
           <w:lang w:val="en-US"/>
           <w14:textFill>
             <w14:solidFill>
@@ -1362,6 +1440,33 @@
           <w:lang w:val="en-US" w:eastAsia="zh-CN" w:bidi="ar-SA"/>
         </w:rPr>
         <w:t>- Built and maintained apps that collectively served 1,000+ active users, ensuring smooth performance and high reliability.</w:t>
+      </w:r>
+    </w:p>
+    <w:p>
+      <w:pPr>
+        <w:pStyle w:val="8"/>
+        <w:keepNext w:val="0"/>
+        <w:keepLines w:val="0"/>
+        <w:widowControl/>
+        <w:suppressLineNumbers w:val="0"/>
+        <w:spacing w:before="0" w:beforeAutospacing="0" w:after="0" w:afterAutospacing="0" w:line="240" w:lineRule="auto"/>
+        <w:rPr>
+          <w:rFonts w:hint="default" w:asciiTheme="minorHAnsi" w:hAnsiTheme="minorHAnsi" w:eastAsiaTheme="minorEastAsia" w:cstheme="minorBidi"/>
+          <w:kern w:val="0"/>
+          <w:sz w:val="20"/>
+          <w:szCs w:val="20"/>
+          <w:lang w:val="en-US" w:eastAsia="zh-CN" w:bidi="ar-SA"/>
+        </w:rPr>
+      </w:pPr>
+      <w:r>
+        <w:rPr>
+          <w:rFonts w:hint="default" w:asciiTheme="minorHAnsi" w:hAnsiTheme="minorHAnsi" w:eastAsiaTheme="minorEastAsia" w:cstheme="minorBidi"/>
+          <w:kern w:val="0"/>
+          <w:sz w:val="20"/>
+          <w:szCs w:val="20"/>
+          <w:lang w:val="en-US" w:eastAsia="zh-CN" w:bidi="ar-SA"/>
+        </w:rPr>
+        <w:t>- Collaborated with international clients across multiple countries, delivering tailored solutions that met diverse business needs.</w:t>
       </w:r>
     </w:p>
     <w:p>
@@ -1379,29 +1484,48 @@
         </w:pBdr>
         <w:shd w:val="clear" w:fill="FFFFFF"/>
         <w:spacing w:before="0" w:beforeAutospacing="0" w:after="0" w:afterAutospacing="0" w:line="19" w:lineRule="atLeast"/>
-        <w:ind w:right="0" w:firstLine="360" w:firstLineChars="150"/>
+        <w:ind w:right="0"/>
         <w:jc w:val="left"/>
         <w:rPr>
           <w:rFonts w:hint="default" w:asciiTheme="minorHAnsi" w:hAnsiTheme="minorHAnsi" w:eastAsiaTheme="minorEastAsia" w:cstheme="minorBidi"/>
-          <w:kern w:val="0"/>
-          <w:sz w:val="20"/>
-          <w:szCs w:val="20"/>
-          <w:lang w:val="en-US" w:eastAsia="zh-CN" w:bidi="ar-SA"/>
-        </w:rPr>
-      </w:pPr>
-      <w:r>
-        <w:rPr>
-          <w:rFonts w:hint="default" w:asciiTheme="minorHAnsi" w:hAnsiTheme="minorHAnsi" w:eastAsiaTheme="minorEastAsia" w:cstheme="minorBidi"/>
-          <w:b/>
-          <w:bCs/>
-          <w:kern w:val="0"/>
-          <w:sz w:val="24"/>
-          <w:szCs w:val="24"/>
-          <w:lang w:val="en-US" w:eastAsia="zh-CN" w:bidi="ar-SA"/>
-        </w:rPr>
-        <w:t>Examples</w:t>
-      </w:r>
-      <w:r>
+          <w:b/>
+          <w:bCs/>
+          <w:kern w:val="0"/>
+          <w:sz w:val="20"/>
+          <w:szCs w:val="20"/>
+          <w:lang w:val="en-US" w:eastAsia="zh-CN" w:bidi="ar-SA"/>
+        </w:rPr>
+      </w:pPr>
+      <w:r>
+        <w:rPr>
+          <w:rFonts w:hint="default" w:asciiTheme="minorHAnsi" w:hAnsiTheme="minorHAnsi" w:eastAsiaTheme="minorEastAsia" w:cstheme="minorBidi"/>
+          <w:b/>
+          <w:bCs/>
+          <w:kern w:val="0"/>
+          <w:sz w:val="20"/>
+          <w:szCs w:val="20"/>
+          <w:lang w:val="en-US" w:eastAsia="zh-CN" w:bidi="ar-SA"/>
+        </w:rPr>
+        <w:t>Examples:</w:t>
+      </w:r>
+    </w:p>
+    <w:p>
+      <w:pPr>
+        <w:pStyle w:val="2"/>
+        <w:keepNext w:val="0"/>
+        <w:keepLines w:val="0"/>
+        <w:widowControl/>
+        <w:suppressLineNumbers w:val="0"/>
+        <w:pBdr>
+          <w:top w:val="none" w:color="auto" w:sz="0" w:space="0"/>
+          <w:left w:val="none" w:color="auto" w:sz="0" w:space="0"/>
+          <w:bottom w:val="none" w:color="auto" w:sz="0" w:space="0"/>
+          <w:right w:val="none" w:color="auto" w:sz="0" w:space="0"/>
+        </w:pBdr>
+        <w:shd w:val="clear" w:fill="FFFFFF"/>
+        <w:spacing w:before="0" w:beforeAutospacing="0" w:after="0" w:afterAutospacing="0" w:line="19" w:lineRule="atLeast"/>
+        <w:ind w:right="0"/>
+        <w:jc w:val="left"/>
         <w:rPr>
           <w:rFonts w:hint="default" w:asciiTheme="minorHAnsi" w:hAnsiTheme="minorHAnsi" w:eastAsiaTheme="minorEastAsia" w:cstheme="minorBidi"/>
           <w:b w:val="0"/>
@@ -1411,13 +1535,61 @@
           <w:szCs w:val="20"/>
           <w:lang w:val="en-US" w:eastAsia="zh-CN" w:bidi="ar-SA"/>
         </w:rPr>
-        <w:t xml:space="preserve">: - </w:t>
-      </w:r>
-      <w:r>
-        <w:rPr>
-          <w:rFonts w:hint="default" w:asciiTheme="minorHAnsi" w:hAnsiTheme="minorHAnsi" w:eastAsiaTheme="minorEastAsia" w:cstheme="minorBidi"/>
-          <w:b/>
-          <w:bCs/>
+      </w:pPr>
+      <w:r>
+        <w:rPr>
+          <w:rFonts w:hint="default" w:asciiTheme="minorHAnsi" w:hAnsiTheme="minorHAnsi" w:eastAsiaTheme="minorEastAsia" w:cstheme="minorBidi"/>
+          <w:b w:val="0"/>
+          <w:bCs w:val="0"/>
+          <w:kern w:val="0"/>
+          <w:sz w:val="20"/>
+          <w:szCs w:val="20"/>
+          <w:lang w:val="en-US" w:eastAsia="zh-CN" w:bidi="ar-SA"/>
+        </w:rPr>
+        <w:t xml:space="preserve">- </w:t>
+      </w:r>
+      <w:r>
+        <w:rPr>
+          <w:rFonts w:hint="default" w:asciiTheme="minorHAnsi" w:hAnsiTheme="minorHAnsi" w:eastAsiaTheme="minorEastAsia" w:cstheme="minorBidi"/>
+          <w:b w:val="0"/>
+          <w:bCs w:val="0"/>
+          <w:kern w:val="0"/>
+          <w:sz w:val="20"/>
+          <w:szCs w:val="20"/>
+          <w:lang w:val="en-US" w:eastAsia="zh-CN" w:bidi="ar-SA"/>
+        </w:rPr>
+        <w:fldChar w:fldCharType="begin"/>
+      </w:r>
+      <w:r>
+        <w:rPr>
+          <w:rFonts w:hint="default" w:asciiTheme="minorHAnsi" w:hAnsiTheme="minorHAnsi" w:eastAsiaTheme="minorEastAsia" w:cstheme="minorBidi"/>
+          <w:b w:val="0"/>
+          <w:bCs w:val="0"/>
+          <w:kern w:val="0"/>
+          <w:sz w:val="20"/>
+          <w:szCs w:val="20"/>
+          <w:lang w:val="en-US" w:eastAsia="zh-CN" w:bidi="ar-SA"/>
+        </w:rPr>
+        <w:instrText xml:space="preserve"> HYPERLINK "https://apps.apple.com/sa/app/coupon-wafir-ÙÙØ¨ÙÙ-ÙÙØ±/id6474532081" </w:instrText>
+      </w:r>
+      <w:r>
+        <w:rPr>
+          <w:rFonts w:hint="default" w:asciiTheme="minorHAnsi" w:hAnsiTheme="minorHAnsi" w:eastAsiaTheme="minorEastAsia" w:cstheme="minorBidi"/>
+          <w:b w:val="0"/>
+          <w:bCs w:val="0"/>
+          <w:kern w:val="0"/>
+          <w:sz w:val="20"/>
+          <w:szCs w:val="20"/>
+          <w:lang w:val="en-US" w:eastAsia="zh-CN" w:bidi="ar-SA"/>
+        </w:rPr>
+        <w:fldChar w:fldCharType="separate"/>
+      </w:r>
+      <w:r>
+        <w:rPr>
+          <w:rStyle w:val="7"/>
+          <w:rFonts w:hint="default" w:asciiTheme="minorHAnsi" w:hAnsiTheme="minorHAnsi" w:eastAsiaTheme="minorEastAsia" w:cstheme="minorBidi"/>
+          <w:b w:val="0"/>
+          <w:bCs w:val="0"/>
           <w:kern w:val="0"/>
           <w:sz w:val="20"/>
           <w:szCs w:val="20"/>
@@ -1427,9 +1599,10 @@
       </w:r>
       <w:r>
         <w:rPr>
-          <w:rFonts w:hint="default" w:asciiTheme="minorHAnsi" w:hAnsiTheme="minorHAnsi" w:eastAsiaTheme="minorEastAsia" w:cstheme="minorBidi"/>
-          <w:b/>
-          <w:bCs/>
+          <w:rStyle w:val="7"/>
+          <w:rFonts w:hint="default" w:asciiTheme="minorHAnsi" w:hAnsiTheme="minorHAnsi" w:eastAsiaTheme="minorEastAsia" w:cstheme="minorBidi"/>
+          <w:b w:val="0"/>
+          <w:bCs w:val="0"/>
           <w:kern w:val="0"/>
           <w:sz w:val="20"/>
           <w:szCs w:val="20"/>
@@ -1441,34 +1614,7 @@
       </w:r>
       <w:r>
         <w:rPr>
-          <w:rFonts w:hint="default" w:asciiTheme="minorHAnsi" w:hAnsiTheme="minorHAnsi" w:eastAsiaTheme="minorEastAsia" w:cstheme="minorHAnsi"/>
-          <w:b/>
-          <w:bCs/>
-          <w:kern w:val="0"/>
-          <w:sz w:val="20"/>
-          <w:szCs w:val="20"/>
-          <w:rtl/>
-          <w:cs w:val="0"/>
-          <w:lang w:val="en-US" w:eastAsia="zh-CN" w:bidi="ar-SA"/>
-        </w:rPr>
-        <w:t xml:space="preserve"> </w:t>
-      </w:r>
-      <w:r>
-        <w:rPr>
-          <w:rFonts w:hint="default" w:asciiTheme="minorHAnsi" w:hAnsiTheme="minorHAnsi" w:eastAsiaTheme="minorEastAsia" w:cstheme="minorBidi"/>
-          <w:b/>
-          <w:bCs/>
-          <w:kern w:val="0"/>
-          <w:sz w:val="20"/>
-          <w:szCs w:val="20"/>
-          <w:rtl/>
-          <w:cs/>
-          <w:lang w:val="en-US" w:eastAsia="zh-CN" w:bidi="ar-SA"/>
-        </w:rPr>
-        <w:t>وفر</w:t>
-      </w:r>
-      <w:r>
-        <w:rPr>
+          <w:rStyle w:val="7"/>
           <w:rFonts w:hint="default" w:asciiTheme="minorHAnsi" w:hAnsiTheme="minorHAnsi" w:eastAsiaTheme="minorEastAsia" w:cstheme="minorHAnsi"/>
           <w:b w:val="0"/>
           <w:bCs w:val="0"/>
@@ -1483,13 +1629,29 @@
       </w:r>
       <w:r>
         <w:rPr>
+          <w:rStyle w:val="7"/>
+          <w:rFonts w:hint="default" w:asciiTheme="minorHAnsi" w:hAnsiTheme="minorHAnsi" w:eastAsiaTheme="minorEastAsia" w:cstheme="minorBidi"/>
+          <w:b w:val="0"/>
+          <w:bCs w:val="0"/>
+          <w:kern w:val="0"/>
+          <w:sz w:val="20"/>
+          <w:szCs w:val="20"/>
+          <w:rtl/>
+          <w:cs/>
+          <w:lang w:val="en-US" w:eastAsia="zh-CN" w:bidi="ar-SA"/>
+        </w:rPr>
+        <w:t>وفر</w:t>
+      </w:r>
+      <w:r>
+        <w:rPr>
+          <w:rStyle w:val="7"/>
           <w:rFonts w:hint="default" w:asciiTheme="minorHAnsi" w:hAnsiTheme="minorHAnsi" w:eastAsiaTheme="minorEastAsia" w:cstheme="minorHAnsi"/>
           <w:b w:val="0"/>
           <w:bCs w:val="0"/>
           <w:kern w:val="0"/>
           <w:sz w:val="20"/>
           <w:szCs w:val="20"/>
-          <w:rtl w:val="0"/>
+          <w:rtl/>
           <w:cs w:val="0"/>
           <w:lang w:val="en-US" w:eastAsia="zh-CN" w:bidi="ar-SA"/>
         </w:rPr>
@@ -1497,6 +1659,7 @@
       </w:r>
       <w:r>
         <w:rPr>
+          <w:rStyle w:val="7"/>
           <w:rFonts w:hint="default" w:asciiTheme="minorHAnsi" w:hAnsiTheme="minorHAnsi" w:eastAsiaTheme="minorEastAsia" w:cstheme="minorBidi"/>
           <w:b w:val="0"/>
           <w:bCs w:val="0"/>
@@ -1505,49 +1668,7 @@
           <w:szCs w:val="20"/>
           <w:lang w:val="en-US" w:eastAsia="zh-CN" w:bidi="ar-SA"/>
         </w:rPr>
-        <w:drawing>
-          <wp:inline distT="0" distB="0" distL="114300" distR="114300">
-            <wp:extent cx="93345" cy="93345"/>
-            <wp:effectExtent l="0" t="0" r="1905" b="1905"/>
-            <wp:docPr id="4" name="Picture 4">
-              <a:hlinkClick xmlns:a="http://schemas.openxmlformats.org/drawingml/2006/main" r:id="rId4"/>
-            </wp:docPr>
-            <wp:cNvGraphicFramePr>
-              <a:graphicFrameLocks xmlns:a="http://schemas.openxmlformats.org/drawingml/2006/main" noChangeAspect="1"/>
-            </wp:cNvGraphicFramePr>
-            <a:graphic xmlns:a="http://schemas.openxmlformats.org/drawingml/2006/main">
-              <a:graphicData uri="http://schemas.openxmlformats.org/drawingml/2006/picture">
-                <pic:pic xmlns:pic="http://schemas.openxmlformats.org/drawingml/2006/picture">
-                  <pic:nvPicPr>
-                    <pic:cNvPr id="4" name="Picture 4"/>
-                    <pic:cNvPicPr>
-                      <a:picLocks noChangeAspect="1"/>
-                    </pic:cNvPicPr>
-                  </pic:nvPicPr>
-                  <pic:blipFill>
-                    <a:blip r:embed="rId5"/>
-                    <a:stretch>
-                      <a:fillRect/>
-                    </a:stretch>
-                  </pic:blipFill>
-                  <pic:spPr>
-                    <a:xfrm>
-                      <a:off x="0" y="0"/>
-                      <a:ext cx="93345" cy="93345"/>
-                    </a:xfrm>
-                    <a:prstGeom prst="rect">
-                      <a:avLst/>
-                    </a:prstGeom>
-                    <a:noFill/>
-                    <a:ln>
-                      <a:noFill/>
-                    </a:ln>
-                  </pic:spPr>
-                </pic:pic>
-              </a:graphicData>
-            </a:graphic>
-          </wp:inline>
-        </w:drawing>
+        <w:t xml:space="preserve"> </w:t>
       </w:r>
       <w:r>
         <w:rPr>
@@ -1559,21 +1680,26 @@
           <w:szCs w:val="20"/>
           <w:lang w:val="en-US" w:eastAsia="zh-CN" w:bidi="ar-SA"/>
         </w:rPr>
-        <w:t xml:space="preserve">   - </w:t>
-      </w:r>
-      <w:r>
-        <w:rPr>
-          <w:rFonts w:hint="default" w:asciiTheme="minorHAnsi" w:hAnsiTheme="minorHAnsi" w:eastAsiaTheme="minorEastAsia" w:cstheme="minorBidi"/>
-          <w:b/>
-          <w:bCs/>
-          <w:kern w:val="0"/>
-          <w:sz w:val="20"/>
-          <w:szCs w:val="20"/>
-          <w:lang w:val="en-US" w:eastAsia="zh-CN" w:bidi="ar-SA"/>
-        </w:rPr>
-        <w:t>Alain Factory For Healthy Water</w:t>
-      </w:r>
-      <w:r>
+        <w:fldChar w:fldCharType="end"/>
+      </w:r>
+    </w:p>
+    <w:p>
+      <w:pPr>
+        <w:pStyle w:val="2"/>
+        <w:keepNext w:val="0"/>
+        <w:keepLines w:val="0"/>
+        <w:widowControl/>
+        <w:suppressLineNumbers w:val="0"/>
+        <w:pBdr>
+          <w:top w:val="none" w:color="auto" w:sz="0" w:space="0"/>
+          <w:left w:val="none" w:color="auto" w:sz="0" w:space="0"/>
+          <w:bottom w:val="none" w:color="auto" w:sz="0" w:space="0"/>
+          <w:right w:val="none" w:color="auto" w:sz="0" w:space="0"/>
+        </w:pBdr>
+        <w:shd w:val="clear" w:fill="FFFFFF"/>
+        <w:spacing w:before="0" w:beforeAutospacing="0" w:after="0" w:afterAutospacing="0" w:line="19" w:lineRule="atLeast"/>
+        <w:ind w:right="0"/>
+        <w:jc w:val="left"/>
         <w:rPr>
           <w:rFonts w:hint="default" w:asciiTheme="minorHAnsi" w:hAnsiTheme="minorHAnsi" w:eastAsiaTheme="minorEastAsia" w:cstheme="minorBidi"/>
           <w:b w:val="0"/>
@@ -1583,8 +1709,7 @@
           <w:szCs w:val="20"/>
           <w:lang w:val="en-US" w:eastAsia="zh-CN" w:bidi="ar-SA"/>
         </w:rPr>
-        <w:t xml:space="preserve"> </w:t>
-      </w:r>
+      </w:pPr>
       <w:r>
         <w:rPr>
           <w:rFonts w:hint="default" w:asciiTheme="minorHAnsi" w:hAnsiTheme="minorHAnsi" w:eastAsiaTheme="minorEastAsia" w:cstheme="minorBidi"/>
@@ -1595,50 +1720,71 @@
           <w:szCs w:val="20"/>
           <w:lang w:val="en-US" w:eastAsia="zh-CN" w:bidi="ar-SA"/>
         </w:rPr>
-        <w:drawing>
-          <wp:inline distT="0" distB="0" distL="114300" distR="114300">
-            <wp:extent cx="93345" cy="93345"/>
-            <wp:effectExtent l="0" t="0" r="1905" b="1905"/>
-            <wp:docPr id="5" name="Picture 5">
-              <a:hlinkClick xmlns:a="http://schemas.openxmlformats.org/drawingml/2006/main" r:id="rId6"/>
-            </wp:docPr>
-            <wp:cNvGraphicFramePr>
-              <a:graphicFrameLocks xmlns:a="http://schemas.openxmlformats.org/drawingml/2006/main" noChangeAspect="1"/>
-            </wp:cNvGraphicFramePr>
-            <a:graphic xmlns:a="http://schemas.openxmlformats.org/drawingml/2006/main">
-              <a:graphicData uri="http://schemas.openxmlformats.org/drawingml/2006/picture">
-                <pic:pic xmlns:pic="http://schemas.openxmlformats.org/drawingml/2006/picture">
-                  <pic:nvPicPr>
-                    <pic:cNvPr id="5" name="Picture 5"/>
-                    <pic:cNvPicPr>
-                      <a:picLocks noChangeAspect="1"/>
-                    </pic:cNvPicPr>
-                  </pic:nvPicPr>
-                  <pic:blipFill>
-                    <a:blip r:embed="rId5"/>
-                    <a:stretch>
-                      <a:fillRect/>
-                    </a:stretch>
-                  </pic:blipFill>
-                  <pic:spPr>
-                    <a:xfrm>
-                      <a:off x="0" y="0"/>
-                      <a:ext cx="93345" cy="93345"/>
-                    </a:xfrm>
-                    <a:prstGeom prst="rect">
-                      <a:avLst/>
-                    </a:prstGeom>
-                    <a:noFill/>
-                    <a:ln>
-                      <a:noFill/>
-                    </a:ln>
-                  </pic:spPr>
-                </pic:pic>
-              </a:graphicData>
-            </a:graphic>
-          </wp:inline>
-        </w:drawing>
-      </w:r>
+        <w:t xml:space="preserve">- </w:t>
+      </w:r>
+      <w:r>
+        <w:rPr>
+          <w:rFonts w:hint="default" w:asciiTheme="minorHAnsi" w:hAnsiTheme="minorHAnsi" w:eastAsiaTheme="minorEastAsia" w:cstheme="minorBidi"/>
+          <w:b w:val="0"/>
+          <w:bCs w:val="0"/>
+          <w:kern w:val="0"/>
+          <w:sz w:val="20"/>
+          <w:szCs w:val="20"/>
+          <w:lang w:val="en-US" w:eastAsia="zh-CN" w:bidi="ar-SA"/>
+        </w:rPr>
+        <w:fldChar w:fldCharType="begin"/>
+      </w:r>
+      <w:r>
+        <w:rPr>
+          <w:rFonts w:hint="default" w:asciiTheme="minorHAnsi" w:hAnsiTheme="minorHAnsi" w:eastAsiaTheme="minorEastAsia" w:cstheme="minorBidi"/>
+          <w:b w:val="0"/>
+          <w:bCs w:val="0"/>
+          <w:kern w:val="0"/>
+          <w:sz w:val="20"/>
+          <w:szCs w:val="20"/>
+          <w:lang w:val="en-US" w:eastAsia="zh-CN" w:bidi="ar-SA"/>
+        </w:rPr>
+        <w:instrText xml:space="preserve"> HYPERLINK "https://play.google.com/store/apps/details?id=com.watereye.watereye" </w:instrText>
+      </w:r>
+      <w:r>
+        <w:rPr>
+          <w:rFonts w:hint="default" w:asciiTheme="minorHAnsi" w:hAnsiTheme="minorHAnsi" w:eastAsiaTheme="minorEastAsia" w:cstheme="minorBidi"/>
+          <w:b w:val="0"/>
+          <w:bCs w:val="0"/>
+          <w:kern w:val="0"/>
+          <w:sz w:val="20"/>
+          <w:szCs w:val="20"/>
+          <w:lang w:val="en-US" w:eastAsia="zh-CN" w:bidi="ar-SA"/>
+        </w:rPr>
+        <w:fldChar w:fldCharType="separate"/>
+      </w:r>
+      <w:r>
+        <w:rPr>
+          <w:rStyle w:val="7"/>
+          <w:rFonts w:hint="default" w:asciiTheme="minorHAnsi" w:hAnsiTheme="minorHAnsi" w:eastAsiaTheme="minorEastAsia" w:cstheme="minorBidi"/>
+          <w:b w:val="0"/>
+          <w:bCs w:val="0"/>
+          <w:kern w:val="0"/>
+          <w:sz w:val="20"/>
+          <w:szCs w:val="20"/>
+          <w:lang w:val="en-US" w:eastAsia="zh-CN" w:bidi="ar-SA"/>
+        </w:rPr>
+        <w:t>Alain Factory For Healthy Water</w:t>
+      </w:r>
+      <w:r>
+        <w:rPr>
+          <w:rFonts w:hint="default" w:asciiTheme="minorHAnsi" w:hAnsiTheme="minorHAnsi" w:eastAsiaTheme="minorEastAsia" w:cstheme="minorBidi"/>
+          <w:b w:val="0"/>
+          <w:bCs w:val="0"/>
+          <w:kern w:val="0"/>
+          <w:sz w:val="20"/>
+          <w:szCs w:val="20"/>
+          <w:lang w:val="en-US" w:eastAsia="zh-CN" w:bidi="ar-SA"/>
+        </w:rPr>
+        <w:fldChar w:fldCharType="end"/>
+      </w:r>
+      <w:bookmarkStart w:id="0" w:name="_GoBack"/>
+      <w:bookmarkEnd w:id="0"/>
     </w:p>
     <w:p>
       <w:pPr>
@@ -1656,35 +1802,6 @@
           <w:lang w:val="en-US" w:eastAsia="zh-CN" w:bidi="ar-SA"/>
         </w:rPr>
       </w:pPr>
-      <w:r>
-        <w:rPr>
-          <w:rFonts w:hint="default" w:asciiTheme="minorHAnsi" w:hAnsiTheme="minorHAnsi" w:eastAsiaTheme="minorEastAsia" w:cstheme="minorBidi"/>
-          <w:kern w:val="0"/>
-          <w:sz w:val="20"/>
-          <w:szCs w:val="20"/>
-          <w:lang w:val="en-US" w:eastAsia="zh-CN" w:bidi="ar-SA"/>
-        </w:rPr>
-        <w:t>- Collaborated with international clients across multiple countries, delivering tailored solutions that met diverse business needs.</w:t>
-      </w:r>
-    </w:p>
-    <w:p>
-      <w:pPr>
-        <w:pStyle w:val="8"/>
-        <w:keepNext w:val="0"/>
-        <w:keepLines w:val="0"/>
-        <w:widowControl/>
-        <w:suppressLineNumbers w:val="0"/>
-        <w:spacing w:before="0" w:beforeAutospacing="0" w:after="0" w:afterAutospacing="0" w:line="240" w:lineRule="auto"/>
-        <w:rPr>
-          <w:rFonts w:hint="default" w:asciiTheme="minorHAnsi" w:hAnsiTheme="minorHAnsi" w:eastAsiaTheme="minorEastAsia" w:cstheme="minorBidi"/>
-          <w:kern w:val="0"/>
-          <w:sz w:val="20"/>
-          <w:szCs w:val="20"/>
-          <w:lang w:val="en-US" w:eastAsia="zh-CN" w:bidi="ar-SA"/>
-        </w:rPr>
-      </w:pPr>
-      <w:bookmarkStart w:id="0" w:name="_GoBack"/>
-      <w:bookmarkEnd w:id="0"/>
     </w:p>
     <w:p>
       <w:pPr>
@@ -1694,6 +1811,16 @@
         <w:spacing w:beforeAutospacing="0" w:after="183" w:afterLines="50" w:afterAutospacing="0" w:line="240" w:lineRule="auto"/>
         <w:jc w:val="both"/>
         <w:rPr>
+          <w:rFonts w:hint="cs" w:cstheme="minorBidi"/>
+          <w:b/>
+          <w:bCs/>
+          <w:sz w:val="26"/>
+          <w:szCs w:val="26"/>
+          <w:lang w:val="en-US" w:eastAsia="zh-CN" w:bidi="ar-EG"/>
+        </w:rPr>
+      </w:pPr>
+      <w:r>
+        <w:rPr>
           <w:rFonts w:hint="default"/>
           <w:b/>
           <w:bCs/>
@@ -1701,303 +1828,7 @@
           <w:szCs w:val="26"/>
           <w:lang w:val="en-US" w:eastAsia="zh-CN"/>
         </w:rPr>
-      </w:pPr>
-      <w:r>
-        <w:rPr>
-          <w:rFonts w:hint="default"/>
-          <w:b/>
-          <w:bCs/>
-          <w:sz w:val="26"/>
-          <w:szCs w:val="26"/>
-          <w:lang w:val="en-US" w:eastAsia="zh-CN"/>
-        </w:rPr>
         <w:t>PROJECTS:</w:t>
-      </w:r>
-    </w:p>
-    <w:p>
-      <w:pPr>
-        <w:pStyle w:val="8"/>
-        <w:keepNext w:val="0"/>
-        <w:keepLines w:val="0"/>
-        <w:widowControl/>
-        <w:suppressLineNumbers w:val="0"/>
-        <w:spacing w:before="0" w:beforeAutospacing="0" w:after="123" w:afterLines="34" w:afterAutospacing="0" w:line="240" w:lineRule="auto"/>
-        <w:jc w:val="left"/>
-        <w:rPr>
-          <w:rFonts w:hint="default" w:asciiTheme="minorHAnsi" w:hAnsiTheme="minorHAnsi" w:eastAsiaTheme="minorEastAsia" w:cstheme="minorBidi"/>
-          <w:b/>
-          <w:bCs/>
-          <w:kern w:val="0"/>
-          <w:sz w:val="20"/>
-          <w:szCs w:val="20"/>
-          <w:lang w:val="en-US" w:eastAsia="zh-CN" w:bidi="ar-SA"/>
-        </w:rPr>
-      </w:pPr>
-      <w:r>
-        <w:rPr>
-          <w:rFonts w:hint="default" w:asciiTheme="minorHAnsi" w:hAnsiTheme="minorHAnsi" w:eastAsiaTheme="minorEastAsia" w:cstheme="minorBidi"/>
-          <w:b/>
-          <w:bCs/>
-          <w:kern w:val="0"/>
-          <w:sz w:val="20"/>
-          <w:szCs w:val="20"/>
-          <w:lang w:val="en-US" w:eastAsia="zh-CN" w:bidi="ar-SA"/>
-        </w:rPr>
-        <w:t>Smart Fitness &amp; Management Solutions (Graduation Projects – University):</w:t>
-      </w:r>
-    </w:p>
-    <w:p>
-      <w:pPr>
-        <w:pStyle w:val="8"/>
-        <w:keepNext w:val="0"/>
-        <w:keepLines w:val="0"/>
-        <w:widowControl/>
-        <w:suppressLineNumbers w:val="0"/>
-        <w:spacing w:before="0" w:beforeAutospacing="0" w:after="0" w:afterAutospacing="0" w:line="240" w:lineRule="auto"/>
-        <w:rPr>
-          <w:rFonts w:hint="default" w:asciiTheme="minorHAnsi" w:hAnsiTheme="minorHAnsi" w:eastAsiaTheme="minorEastAsia" w:cstheme="minorBidi"/>
-          <w:kern w:val="0"/>
-          <w:sz w:val="20"/>
-          <w:szCs w:val="20"/>
-          <w:lang w:val="en-US" w:eastAsia="zh-CN" w:bidi="ar-SA"/>
-        </w:rPr>
-      </w:pPr>
-      <w:r>
-        <w:rPr>
-          <w:rFonts w:hint="default" w:asciiTheme="minorHAnsi" w:hAnsiTheme="minorHAnsi" w:eastAsiaTheme="minorEastAsia" w:cstheme="minorBidi"/>
-          <w:kern w:val="0"/>
-          <w:sz w:val="20"/>
-          <w:szCs w:val="20"/>
-          <w:lang w:val="en-US" w:eastAsia="zh-CN" w:bidi="ar-SA"/>
-        </w:rPr>
-        <w:t>- Developed an online coaching platform featuring workout plans, nutrition tracking, and secure payment integration.</w:t>
-      </w:r>
-    </w:p>
-    <w:p>
-      <w:pPr>
-        <w:pStyle w:val="8"/>
-        <w:keepNext w:val="0"/>
-        <w:keepLines w:val="0"/>
-        <w:widowControl/>
-        <w:suppressLineNumbers w:val="0"/>
-        <w:spacing w:before="0" w:beforeAutospacing="0" w:after="0" w:afterAutospacing="0" w:line="240" w:lineRule="auto"/>
-        <w:rPr>
-          <w:rFonts w:hint="default" w:asciiTheme="minorHAnsi" w:hAnsiTheme="minorHAnsi" w:eastAsiaTheme="minorEastAsia" w:cstheme="minorBidi"/>
-          <w:kern w:val="0"/>
-          <w:sz w:val="20"/>
-          <w:szCs w:val="20"/>
-          <w:lang w:val="en-US" w:eastAsia="zh-CN" w:bidi="ar-SA"/>
-        </w:rPr>
-      </w:pPr>
-      <w:r>
-        <w:rPr>
-          <w:rFonts w:hint="default" w:asciiTheme="minorHAnsi" w:hAnsiTheme="minorHAnsi" w:eastAsiaTheme="minorEastAsia" w:cstheme="minorBidi"/>
-          <w:kern w:val="0"/>
-          <w:sz w:val="20"/>
-          <w:szCs w:val="20"/>
-          <w:lang w:val="en-US" w:eastAsia="zh-CN" w:bidi="ar-SA"/>
-        </w:rPr>
-        <w:t>- Stack: Node.js, TypeScript, PostgreSQL, Docker, Firebase Storage.</w:t>
-      </w:r>
-    </w:p>
-    <w:p>
-      <w:pPr>
-        <w:pStyle w:val="8"/>
-        <w:keepNext w:val="0"/>
-        <w:keepLines w:val="0"/>
-        <w:widowControl/>
-        <w:suppressLineNumbers w:val="0"/>
-        <w:spacing w:before="0" w:beforeAutospacing="0" w:after="0" w:afterAutospacing="0" w:line="240" w:lineRule="auto"/>
-        <w:rPr>
-          <w:rFonts w:hint="default" w:asciiTheme="minorHAnsi" w:hAnsiTheme="minorHAnsi" w:eastAsiaTheme="minorEastAsia" w:cstheme="minorBidi"/>
-          <w:kern w:val="0"/>
-          <w:sz w:val="20"/>
-          <w:szCs w:val="20"/>
-          <w:lang w:val="en-US" w:eastAsia="zh-CN" w:bidi="ar-SA"/>
-        </w:rPr>
-      </w:pPr>
-      <w:r>
-        <w:rPr>
-          <w:rFonts w:hint="default" w:asciiTheme="minorHAnsi" w:hAnsiTheme="minorHAnsi" w:eastAsiaTheme="minorEastAsia" w:cstheme="minorBidi"/>
-          <w:kern w:val="0"/>
-          <w:sz w:val="20"/>
-          <w:szCs w:val="20"/>
-          <w:lang w:val="en-US" w:eastAsia="zh-CN" w:bidi="ar-SA"/>
-        </w:rPr>
-        <w:t xml:space="preserve">- </w:t>
-      </w:r>
-      <w:r>
-        <w:rPr>
-          <w:rFonts w:hint="default" w:asciiTheme="minorHAnsi" w:hAnsiTheme="minorHAnsi" w:eastAsiaTheme="minorEastAsia" w:cstheme="minorBidi"/>
-          <w:b/>
-          <w:bCs/>
-          <w:kern w:val="0"/>
-          <w:sz w:val="20"/>
-          <w:szCs w:val="20"/>
-          <w:lang w:val="en-US" w:eastAsia="zh-CN" w:bidi="ar-SA"/>
-        </w:rPr>
-        <w:t>Client Demo</w:t>
-      </w:r>
-      <w:r>
-        <w:rPr>
-          <w:rFonts w:hint="default" w:asciiTheme="minorHAnsi" w:hAnsiTheme="minorHAnsi" w:eastAsiaTheme="minorEastAsia" w:cstheme="minorBidi"/>
-          <w:kern w:val="0"/>
-          <w:sz w:val="20"/>
-          <w:szCs w:val="20"/>
-          <w:lang w:val="en-US" w:eastAsia="zh-CN" w:bidi="ar-SA"/>
-        </w:rPr>
-        <w:t xml:space="preserve">: </w:t>
-      </w:r>
-      <w:r>
-        <w:rPr>
-          <w:rFonts w:hint="default" w:asciiTheme="minorHAnsi" w:hAnsiTheme="minorHAnsi" w:eastAsiaTheme="minorEastAsia" w:cstheme="minorBidi"/>
-          <w:kern w:val="0"/>
-          <w:sz w:val="20"/>
-          <w:szCs w:val="20"/>
-          <w:lang w:val="en-US" w:eastAsia="zh-CN" w:bidi="ar-SA"/>
-        </w:rPr>
-        <w:fldChar w:fldCharType="begin"/>
-      </w:r>
-      <w:r>
-        <w:rPr>
-          <w:rFonts w:hint="default" w:asciiTheme="minorHAnsi" w:hAnsiTheme="minorHAnsi" w:eastAsiaTheme="minorEastAsia" w:cstheme="minorBidi"/>
-          <w:kern w:val="0"/>
-          <w:sz w:val="20"/>
-          <w:szCs w:val="20"/>
-          <w:lang w:val="en-US" w:eastAsia="zh-CN" w:bidi="ar-SA"/>
-        </w:rPr>
-        <w:instrText xml:space="preserve"> HYPERLINK "https://drive.google.com/file/d/1FQyEIGfF22ASuhVv1_hRai86LCn2YZxO/view?usp=sharing" </w:instrText>
-      </w:r>
-      <w:r>
-        <w:rPr>
-          <w:rFonts w:hint="default" w:asciiTheme="minorHAnsi" w:hAnsiTheme="minorHAnsi" w:eastAsiaTheme="minorEastAsia" w:cstheme="minorBidi"/>
-          <w:kern w:val="0"/>
-          <w:sz w:val="20"/>
-          <w:szCs w:val="20"/>
-          <w:lang w:val="en-US" w:eastAsia="zh-CN" w:bidi="ar-SA"/>
-        </w:rPr>
-        <w:fldChar w:fldCharType="separate"/>
-      </w:r>
-      <w:r>
-        <w:rPr>
-          <w:rStyle w:val="6"/>
-          <w:rFonts w:hint="default" w:asciiTheme="minorHAnsi" w:hAnsiTheme="minorHAnsi" w:eastAsiaTheme="minorEastAsia" w:cstheme="minorBidi"/>
-          <w:kern w:val="0"/>
-          <w:sz w:val="20"/>
-          <w:szCs w:val="20"/>
-          <w:lang w:val="en-US" w:eastAsia="zh-CN" w:bidi="ar-SA"/>
-        </w:rPr>
-        <w:t>Video Link</w:t>
-      </w:r>
-      <w:r>
-        <w:rPr>
-          <w:rFonts w:hint="default" w:asciiTheme="minorHAnsi" w:hAnsiTheme="minorHAnsi" w:eastAsiaTheme="minorEastAsia" w:cstheme="minorBidi"/>
-          <w:kern w:val="0"/>
-          <w:sz w:val="20"/>
-          <w:szCs w:val="20"/>
-          <w:lang w:val="en-US" w:eastAsia="zh-CN" w:bidi="ar-SA"/>
-        </w:rPr>
-        <w:fldChar w:fldCharType="end"/>
-      </w:r>
-    </w:p>
-    <w:p>
-      <w:pPr>
-        <w:pStyle w:val="8"/>
-        <w:keepNext w:val="0"/>
-        <w:keepLines w:val="0"/>
-        <w:widowControl/>
-        <w:suppressLineNumbers w:val="0"/>
-        <w:spacing w:before="0" w:beforeAutospacing="0" w:after="101" w:afterLines="28" w:afterAutospacing="0" w:line="240" w:lineRule="auto"/>
-        <w:rPr>
-          <w:rFonts w:hint="default" w:asciiTheme="minorHAnsi" w:hAnsiTheme="minorHAnsi" w:eastAsiaTheme="minorEastAsia" w:cstheme="minorBidi"/>
-          <w:kern w:val="0"/>
-          <w:sz w:val="20"/>
-          <w:szCs w:val="20"/>
-          <w:lang w:val="en-US" w:eastAsia="zh-CN" w:bidi="ar-SA"/>
-        </w:rPr>
-      </w:pPr>
-      <w:r>
-        <w:rPr>
-          <w:rFonts w:hint="default" w:asciiTheme="minorHAnsi" w:hAnsiTheme="minorHAnsi" w:eastAsiaTheme="minorEastAsia" w:cstheme="minorBidi"/>
-          <w:kern w:val="0"/>
-          <w:sz w:val="20"/>
-          <w:szCs w:val="20"/>
-          <w:lang w:val="en-US" w:eastAsia="zh-CN" w:bidi="ar-SA"/>
-        </w:rPr>
-        <w:t xml:space="preserve">- </w:t>
-      </w:r>
-      <w:r>
-        <w:rPr>
-          <w:rFonts w:hint="default" w:asciiTheme="minorHAnsi" w:hAnsiTheme="minorHAnsi" w:eastAsiaTheme="minorEastAsia" w:cstheme="minorBidi"/>
-          <w:b/>
-          <w:bCs/>
-          <w:kern w:val="0"/>
-          <w:sz w:val="20"/>
-          <w:szCs w:val="20"/>
-          <w:lang w:val="en-US" w:eastAsia="zh-CN" w:bidi="ar-SA"/>
-        </w:rPr>
-        <w:t>Coach Demo</w:t>
-      </w:r>
-      <w:r>
-        <w:rPr>
-          <w:rFonts w:hint="default" w:asciiTheme="minorHAnsi" w:hAnsiTheme="minorHAnsi" w:eastAsiaTheme="minorEastAsia" w:cstheme="minorBidi"/>
-          <w:kern w:val="0"/>
-          <w:sz w:val="20"/>
-          <w:szCs w:val="20"/>
-          <w:lang w:val="en-US" w:eastAsia="zh-CN" w:bidi="ar-SA"/>
-        </w:rPr>
-        <w:t xml:space="preserve">: </w:t>
-      </w:r>
-      <w:r>
-        <w:rPr>
-          <w:rFonts w:hint="default" w:asciiTheme="minorHAnsi" w:hAnsiTheme="minorHAnsi" w:eastAsiaTheme="minorEastAsia" w:cstheme="minorBidi"/>
-          <w:kern w:val="0"/>
-          <w:sz w:val="20"/>
-          <w:szCs w:val="20"/>
-          <w:lang w:val="en-US" w:eastAsia="zh-CN" w:bidi="ar-SA"/>
-        </w:rPr>
-        <w:fldChar w:fldCharType="begin"/>
-      </w:r>
-      <w:r>
-        <w:rPr>
-          <w:rFonts w:hint="default" w:asciiTheme="minorHAnsi" w:hAnsiTheme="minorHAnsi" w:eastAsiaTheme="minorEastAsia" w:cstheme="minorBidi"/>
-          <w:kern w:val="0"/>
-          <w:sz w:val="20"/>
-          <w:szCs w:val="20"/>
-          <w:lang w:val="en-US" w:eastAsia="zh-CN" w:bidi="ar-SA"/>
-        </w:rPr>
-        <w:instrText xml:space="preserve"> HYPERLINK "https://drive.google.com/file/d/1_kRmUInOOjvBU-wyT6hXBu6O71CFAQKH/view?usp=sharing" </w:instrText>
-      </w:r>
-      <w:r>
-        <w:rPr>
-          <w:rFonts w:hint="default" w:asciiTheme="minorHAnsi" w:hAnsiTheme="minorHAnsi" w:eastAsiaTheme="minorEastAsia" w:cstheme="minorBidi"/>
-          <w:kern w:val="0"/>
-          <w:sz w:val="20"/>
-          <w:szCs w:val="20"/>
-          <w:lang w:val="en-US" w:eastAsia="zh-CN" w:bidi="ar-SA"/>
-        </w:rPr>
-        <w:fldChar w:fldCharType="separate"/>
-      </w:r>
-      <w:r>
-        <w:rPr>
-          <w:rStyle w:val="6"/>
-          <w:rFonts w:hint="default" w:asciiTheme="minorHAnsi" w:hAnsiTheme="minorHAnsi" w:eastAsiaTheme="minorEastAsia" w:cstheme="minorBidi"/>
-          <w:kern w:val="0"/>
-          <w:sz w:val="20"/>
-          <w:szCs w:val="20"/>
-          <w:lang w:val="en-US" w:eastAsia="zh-CN" w:bidi="ar-SA"/>
-        </w:rPr>
-        <w:t>Video Link</w:t>
-      </w:r>
-      <w:r>
-        <w:rPr>
-          <w:rFonts w:hint="default" w:asciiTheme="minorHAnsi" w:hAnsiTheme="minorHAnsi" w:eastAsiaTheme="minorEastAsia" w:cstheme="minorBidi"/>
-          <w:kern w:val="0"/>
-          <w:sz w:val="20"/>
-          <w:szCs w:val="20"/>
-          <w:lang w:val="en-US" w:eastAsia="zh-CN" w:bidi="ar-SA"/>
-        </w:rPr>
-        <w:fldChar w:fldCharType="end"/>
       </w:r>
     </w:p>
     <w:p>
@@ -2014,19 +1845,19 @@
           <w:b/>
           <w:bCs/>
           <w:kern w:val="0"/>
-          <w:sz w:val="20"/>
-          <w:szCs w:val="20"/>
-          <w:lang w:val="en-US" w:eastAsia="zh-CN" w:bidi="ar-SA"/>
-        </w:rPr>
-      </w:pPr>
-      <w:r>
-        <w:rPr>
-          <w:rFonts w:hint="default" w:asciiTheme="minorHAnsi" w:hAnsiTheme="minorHAnsi" w:eastAsiaTheme="minorEastAsia" w:cstheme="minorBidi"/>
-          <w:b/>
-          <w:bCs/>
-          <w:kern w:val="0"/>
-          <w:sz w:val="20"/>
-          <w:szCs w:val="20"/>
+          <w:sz w:val="22"/>
+          <w:szCs w:val="22"/>
+          <w:lang w:val="en-US" w:eastAsia="zh-CN" w:bidi="ar-SA"/>
+        </w:rPr>
+      </w:pPr>
+      <w:r>
+        <w:rPr>
+          <w:rFonts w:hint="default" w:asciiTheme="minorHAnsi" w:hAnsiTheme="minorHAnsi" w:eastAsiaTheme="minorEastAsia" w:cstheme="minorBidi"/>
+          <w:b/>
+          <w:bCs/>
+          <w:kern w:val="0"/>
+          <w:sz w:val="22"/>
+          <w:szCs w:val="22"/>
           <w:lang w:val="en-US" w:eastAsia="zh-CN" w:bidi="ar-SA"/>
         </w:rPr>
         <w:t>Foodi:</w:t>
@@ -2116,28 +1947,6 @@
       <w:r>
         <w:rPr>
           <w:rFonts w:hint="default" w:asciiTheme="minorHAnsi" w:hAnsiTheme="minorHAnsi" w:eastAsiaTheme="minorEastAsia" w:cstheme="minorBidi"/>
-          <w:b/>
-          <w:bCs/>
-          <w:kern w:val="0"/>
-          <w:sz w:val="20"/>
-          <w:szCs w:val="20"/>
-          <w:lang w:val="en-US" w:eastAsia="zh-CN" w:bidi="ar-SA"/>
-        </w:rPr>
-        <w:t>Client website (Angular)</w:t>
-      </w:r>
-      <w:r>
-        <w:rPr>
-          <w:rFonts w:hint="default" w:asciiTheme="minorHAnsi" w:hAnsiTheme="minorHAnsi" w:eastAsiaTheme="minorEastAsia" w:cstheme="minorBidi"/>
-          <w:kern w:val="0"/>
-          <w:sz w:val="20"/>
-          <w:szCs w:val="20"/>
-          <w:lang w:val="en-US" w:eastAsia="zh-CN" w:bidi="ar-SA"/>
-        </w:rPr>
-        <w:t xml:space="preserve">: </w:t>
-      </w:r>
-      <w:r>
-        <w:rPr>
-          <w:rFonts w:hint="default" w:asciiTheme="minorHAnsi" w:hAnsiTheme="minorHAnsi" w:eastAsiaTheme="minorEastAsia" w:cstheme="minorBidi"/>
           <w:kern w:val="0"/>
           <w:sz w:val="20"/>
           <w:szCs w:val="20"/>
@@ -2174,7 +1983,7 @@
           <w:szCs w:val="20"/>
           <w:lang w:val="en-US" w:eastAsia="zh-CN" w:bidi="ar-SA"/>
         </w:rPr>
-        <w:t>Foodi Website</w:t>
+        <w:t>Foodi Website (Angular)</w:t>
       </w:r>
       <w:r>
         <w:rPr>
@@ -2212,28 +2021,6 @@
           <w:lang w:val="en-US" w:eastAsia="zh-CN" w:bidi="ar-SA"/>
         </w:rPr>
         <w:t xml:space="preserve">- </w:t>
-      </w:r>
-      <w:r>
-        <w:rPr>
-          <w:rFonts w:hint="default" w:asciiTheme="minorHAnsi" w:hAnsiTheme="minorHAnsi" w:eastAsiaTheme="minorEastAsia" w:cstheme="minorBidi"/>
-          <w:b/>
-          <w:bCs/>
-          <w:kern w:val="0"/>
-          <w:sz w:val="20"/>
-          <w:szCs w:val="20"/>
-          <w:lang w:val="en-US" w:eastAsia="zh-CN" w:bidi="ar-SA"/>
-        </w:rPr>
-        <w:t>Backend</w:t>
-      </w:r>
-      <w:r>
-        <w:rPr>
-          <w:rFonts w:hint="default" w:asciiTheme="minorHAnsi" w:hAnsiTheme="minorHAnsi" w:eastAsiaTheme="minorEastAsia" w:cstheme="minorBidi"/>
-          <w:kern w:val="0"/>
-          <w:sz w:val="20"/>
-          <w:szCs w:val="20"/>
-          <w:lang w:val="en-US" w:eastAsia="zh-CN" w:bidi="ar-SA"/>
-        </w:rPr>
-        <w:t xml:space="preserve">: </w:t>
       </w:r>
       <w:r>
         <w:rPr>
@@ -2301,19 +2088,19 @@
           <w:b/>
           <w:bCs/>
           <w:kern w:val="0"/>
-          <w:sz w:val="20"/>
-          <w:szCs w:val="20"/>
-          <w:lang w:val="en-US" w:eastAsia="zh-CN" w:bidi="ar-SA"/>
-        </w:rPr>
-      </w:pPr>
-      <w:r>
-        <w:rPr>
-          <w:rFonts w:hint="default" w:asciiTheme="minorHAnsi" w:hAnsiTheme="minorHAnsi" w:eastAsiaTheme="minorEastAsia" w:cstheme="minorBidi"/>
-          <w:b/>
-          <w:bCs/>
-          <w:kern w:val="0"/>
-          <w:sz w:val="20"/>
-          <w:szCs w:val="20"/>
+          <w:sz w:val="22"/>
+          <w:szCs w:val="22"/>
+          <w:lang w:val="en-US" w:eastAsia="zh-CN" w:bidi="ar-SA"/>
+        </w:rPr>
+      </w:pPr>
+      <w:r>
+        <w:rPr>
+          <w:rFonts w:hint="default" w:asciiTheme="minorHAnsi" w:hAnsiTheme="minorHAnsi" w:eastAsiaTheme="minorEastAsia" w:cstheme="minorBidi"/>
+          <w:b/>
+          <w:bCs/>
+          <w:kern w:val="0"/>
+          <w:sz w:val="22"/>
+          <w:szCs w:val="22"/>
           <w:lang w:val="en-US" w:eastAsia="zh-CN" w:bidi="ar-SA"/>
         </w:rPr>
         <w:t>Hotel Booking</w:t>
@@ -2324,8 +2111,8 @@
           <w:b/>
           <w:bCs/>
           <w:kern w:val="0"/>
-          <w:sz w:val="20"/>
-          <w:szCs w:val="20"/>
+          <w:sz w:val="22"/>
+          <w:szCs w:val="22"/>
           <w:rtl/>
           <w:lang w:val="en-US" w:eastAsia="zh-CN" w:bidi="ar-EG"/>
         </w:rPr>
@@ -2333,56 +2120,12 @@
       </w:r>
       <w:r>
         <w:rPr>
-          <w:rFonts w:hint="default" w:ascii="Times New Roman" w:hAnsi="Times New Roman" w:cs="Times New Roman"/>
-          <w:spacing w:val="-7"/>
-          <w:position w:val="1"/>
-          <w:sz w:val="19"/>
-          <w:szCs w:val="19"/>
-        </w:rPr>
-        <w:drawing>
-          <wp:inline distT="0" distB="0" distL="0" distR="0">
-            <wp:extent cx="64770" cy="64770"/>
-            <wp:effectExtent l="0" t="0" r="11430" b="11430"/>
-            <wp:docPr id="30" name="Image 30">
-              <a:hlinkClick xmlns:a="http://schemas.openxmlformats.org/drawingml/2006/main" r:id="rId7"/>
-            </wp:docPr>
-            <wp:cNvGraphicFramePr/>
-            <a:graphic xmlns:a="http://schemas.openxmlformats.org/drawingml/2006/main">
-              <a:graphicData uri="http://schemas.openxmlformats.org/drawingml/2006/picture">
-                <pic:pic xmlns:pic="http://schemas.openxmlformats.org/drawingml/2006/picture">
-                  <pic:nvPicPr>
-                    <pic:cNvPr id="30" name="Image 30"/>
-                    <pic:cNvPicPr/>
-                  </pic:nvPicPr>
-                  <pic:blipFill>
-                    <a:blip r:embed="rId8" cstate="print"/>
-                    <a:stretch>
-                      <a:fillRect/>
-                    </a:stretch>
-                  </pic:blipFill>
-                  <pic:spPr>
-                    <a:xfrm>
-                      <a:off x="0" y="0"/>
-                      <a:ext cx="65360" cy="65360"/>
-                    </a:xfrm>
-                    <a:prstGeom prst="rect">
-                      <a:avLst/>
-                    </a:prstGeom>
-                  </pic:spPr>
-                </pic:pic>
-              </a:graphicData>
-            </a:graphic>
-          </wp:inline>
-        </w:drawing>
-      </w:r>
-      <w:r>
-        <w:rPr>
-          <w:rFonts w:hint="default" w:asciiTheme="minorHAnsi" w:hAnsiTheme="minorHAnsi" w:eastAsiaTheme="minorEastAsia" w:cstheme="minorBidi"/>
-          <w:b/>
-          <w:bCs/>
-          <w:kern w:val="0"/>
-          <w:sz w:val="20"/>
-          <w:szCs w:val="20"/>
+          <w:rFonts w:hint="default" w:asciiTheme="minorHAnsi" w:hAnsiTheme="minorHAnsi" w:eastAsiaTheme="minorEastAsia" w:cstheme="minorBidi"/>
+          <w:b/>
+          <w:bCs/>
+          <w:kern w:val="0"/>
+          <w:sz w:val="22"/>
+          <w:szCs w:val="22"/>
           <w:lang w:val="en-US" w:eastAsia="zh-CN" w:bidi="ar-SA"/>
         </w:rPr>
         <w:t>:</w:t>
@@ -2424,23 +2167,34 @@
         <w:widowControl/>
         <w:suppressLineNumbers w:val="0"/>
         <w:spacing w:before="0" w:beforeAutospacing="0" w:after="0" w:afterAutospacing="0" w:line="240" w:lineRule="auto"/>
-        <w:rPr>
-          <w:rFonts w:hint="default" w:asciiTheme="minorHAnsi" w:hAnsiTheme="minorHAnsi" w:eastAsiaTheme="minorEastAsia" w:cstheme="minorBidi"/>
-          <w:kern w:val="0"/>
-          <w:sz w:val="20"/>
-          <w:szCs w:val="20"/>
-          <w:lang w:val="en-US" w:eastAsia="zh-CN" w:bidi="ar-SA"/>
-        </w:rPr>
-      </w:pPr>
-      <w:r>
-        <w:rPr>
-          <w:rFonts w:hint="default" w:asciiTheme="minorHAnsi" w:hAnsiTheme="minorHAnsi" w:eastAsiaTheme="minorEastAsia" w:cstheme="minorBidi"/>
-          <w:kern w:val="0"/>
-          <w:sz w:val="20"/>
-          <w:szCs w:val="20"/>
-          <w:lang w:val="en-US" w:eastAsia="zh-CN" w:bidi="ar-SA"/>
-        </w:rPr>
-        <w:t>- It’s designed to power both web and mobile clients, handling everything from user authentication to booking management.</w:t>
+        <w:jc w:val="left"/>
+        <w:rPr>
+          <w:rFonts w:hint="eastAsia" w:asciiTheme="minorHAnsi" w:hAnsiTheme="minorHAnsi" w:eastAsiaTheme="minorEastAsia" w:cstheme="minorBidi"/>
+          <w:kern w:val="0"/>
+          <w:sz w:val="20"/>
+          <w:szCs w:val="20"/>
+          <w:lang w:val="en-US" w:eastAsia="zh-CN" w:bidi="ar-SA"/>
+        </w:rPr>
+      </w:pPr>
+      <w:r>
+        <w:rPr>
+          <w:rFonts w:hint="default" w:asciiTheme="minorHAnsi" w:hAnsiTheme="minorHAnsi" w:eastAsiaTheme="minorEastAsia" w:cstheme="minorBidi"/>
+          <w:kern w:val="0"/>
+          <w:sz w:val="20"/>
+          <w:szCs w:val="20"/>
+          <w:lang w:val="en-US" w:eastAsia="zh-CN" w:bidi="ar-SA"/>
+        </w:rPr>
+        <w:t xml:space="preserve">- </w:t>
+      </w:r>
+      <w:r>
+        <w:rPr>
+          <w:rFonts w:hint="eastAsia" w:asciiTheme="minorHAnsi" w:hAnsiTheme="minorHAnsi" w:eastAsiaTheme="minorEastAsia" w:cstheme="minorBidi"/>
+          <w:kern w:val="0"/>
+          <w:sz w:val="20"/>
+          <w:szCs w:val="20"/>
+          <w:lang w:val="en-US" w:eastAsia="zh-CN" w:bidi="ar-SA"/>
+        </w:rPr>
+        <w:t>Tech: Node.js, Express.js, MongoDB, JWT, bcrypt, RESTful API Design.</w:t>
       </w:r>
     </w:p>
     <w:p>
@@ -2472,13 +2226,54 @@
       </w:r>
       <w:r>
         <w:rPr>
-          <w:rFonts w:hint="eastAsia" w:asciiTheme="minorHAnsi" w:hAnsiTheme="minorHAnsi" w:eastAsiaTheme="minorEastAsia" w:cstheme="minorBidi"/>
-          <w:kern w:val="0"/>
-          <w:sz w:val="20"/>
-          <w:szCs w:val="20"/>
-          <w:lang w:val="en-US" w:eastAsia="zh-CN" w:bidi="ar-SA"/>
-        </w:rPr>
-        <w:t>Tech: Node.js, Express.js, MongoDB, JWT, bcrypt, RESTful API Design.</w:t>
+          <w:rFonts w:hint="default" w:asciiTheme="minorHAnsi" w:hAnsiTheme="minorHAnsi" w:eastAsiaTheme="minorEastAsia" w:cstheme="minorBidi"/>
+          <w:kern w:val="0"/>
+          <w:sz w:val="20"/>
+          <w:szCs w:val="20"/>
+          <w:lang w:val="en-US" w:eastAsia="zh-CN" w:bidi="ar-SA"/>
+        </w:rPr>
+        <w:fldChar w:fldCharType="begin"/>
+      </w:r>
+      <w:r>
+        <w:rPr>
+          <w:rFonts w:hint="default" w:asciiTheme="minorHAnsi" w:hAnsiTheme="minorHAnsi" w:eastAsiaTheme="minorEastAsia" w:cstheme="minorBidi"/>
+          <w:kern w:val="0"/>
+          <w:sz w:val="20"/>
+          <w:szCs w:val="20"/>
+          <w:lang w:val="en-US" w:eastAsia="zh-CN" w:bidi="ar-SA"/>
+        </w:rPr>
+        <w:instrText xml:space="preserve"> HYPERLINK "https://github.com/yousefmobelal/hotel_booking_backend.git" </w:instrText>
+      </w:r>
+      <w:r>
+        <w:rPr>
+          <w:rFonts w:hint="default" w:asciiTheme="minorHAnsi" w:hAnsiTheme="minorHAnsi" w:eastAsiaTheme="minorEastAsia" w:cstheme="minorBidi"/>
+          <w:kern w:val="0"/>
+          <w:sz w:val="20"/>
+          <w:szCs w:val="20"/>
+          <w:lang w:val="en-US" w:eastAsia="zh-CN" w:bidi="ar-SA"/>
+        </w:rPr>
+        <w:fldChar w:fldCharType="separate"/>
+      </w:r>
+      <w:r>
+        <w:rPr>
+          <w:rStyle w:val="7"/>
+          <w:rFonts w:hint="default" w:asciiTheme="minorHAnsi" w:hAnsiTheme="minorHAnsi" w:eastAsiaTheme="minorEastAsia" w:cstheme="minorBidi"/>
+          <w:kern w:val="0"/>
+          <w:sz w:val="20"/>
+          <w:szCs w:val="20"/>
+          <w:lang w:val="en-US" w:eastAsia="zh-CN" w:bidi="ar-SA"/>
+        </w:rPr>
+        <w:t>Hotel Backend</w:t>
+      </w:r>
+      <w:r>
+        <w:rPr>
+          <w:rFonts w:hint="default" w:asciiTheme="minorHAnsi" w:hAnsiTheme="minorHAnsi" w:eastAsiaTheme="minorEastAsia" w:cstheme="minorBidi"/>
+          <w:kern w:val="0"/>
+          <w:sz w:val="20"/>
+          <w:szCs w:val="20"/>
+          <w:lang w:val="en-US" w:eastAsia="zh-CN" w:bidi="ar-SA"/>
+        </w:rPr>
+        <w:fldChar w:fldCharType="end"/>
       </w:r>
     </w:p>
     <w:p>
@@ -2498,33 +2293,98 @@
           <w:lang w:val="en-US" w:eastAsia="zh-CN" w:bidi="ar-SA"/>
         </w:rPr>
       </w:pPr>
-    </w:p>
-    <w:p>
-      <w:pPr>
-        <w:pBdr>
-          <w:bottom w:val="single" w:color="auto" w:sz="4" w:space="0"/>
-        </w:pBdr>
-        <w:spacing w:after="183" w:afterLines="50" w:afterAutospacing="0" w:line="240" w:lineRule="auto"/>
-        <w:jc w:val="both"/>
-        <w:rPr>
-          <w:rFonts w:hint="default"/>
-          <w:b/>
-          <w:bCs/>
-          <w:sz w:val="26"/>
-          <w:szCs w:val="26"/>
-          <w:lang w:val="en-US" w:eastAsia="zh-CN"/>
-        </w:rPr>
-      </w:pPr>
-      <w:r>
-        <w:rPr>
-          <w:rFonts w:hint="default"/>
-          <w:b/>
-          <w:bCs/>
-          <w:sz w:val="26"/>
-          <w:szCs w:val="26"/>
-          <w:lang w:val="en-US" w:eastAsia="zh-CN"/>
-        </w:rPr>
-        <w:t>SKILLS:</w:t>
+      <w:r>
+        <w:rPr>
+          <w:rFonts w:hint="default" w:asciiTheme="minorHAnsi" w:hAnsiTheme="minorHAnsi" w:eastAsiaTheme="minorEastAsia" w:cstheme="minorBidi"/>
+          <w:kern w:val="0"/>
+          <w:sz w:val="20"/>
+          <w:szCs w:val="20"/>
+          <w:lang w:val="en-US" w:eastAsia="zh-CN" w:bidi="ar-SA"/>
+        </w:rPr>
+        <w:t xml:space="preserve">- </w:t>
+      </w:r>
+      <w:r>
+        <w:rPr>
+          <w:rFonts w:hint="default" w:asciiTheme="minorHAnsi" w:hAnsiTheme="minorHAnsi" w:eastAsiaTheme="minorEastAsia" w:cstheme="minorBidi"/>
+          <w:kern w:val="0"/>
+          <w:sz w:val="20"/>
+          <w:szCs w:val="20"/>
+          <w:lang w:val="en-US" w:eastAsia="zh-CN" w:bidi="ar-SA"/>
+        </w:rPr>
+        <w:fldChar w:fldCharType="begin"/>
+      </w:r>
+      <w:r>
+        <w:rPr>
+          <w:rFonts w:hint="default" w:asciiTheme="minorHAnsi" w:hAnsiTheme="minorHAnsi" w:eastAsiaTheme="minorEastAsia" w:cstheme="minorBidi"/>
+          <w:kern w:val="0"/>
+          <w:sz w:val="20"/>
+          <w:szCs w:val="20"/>
+          <w:lang w:val="en-US" w:eastAsia="zh-CN" w:bidi="ar-SA"/>
+        </w:rPr>
+        <w:instrText xml:space="preserve"> HYPERLINK "https://github.com/yousefmobelal/hotel_booking" </w:instrText>
+      </w:r>
+      <w:r>
+        <w:rPr>
+          <w:rFonts w:hint="default" w:asciiTheme="minorHAnsi" w:hAnsiTheme="minorHAnsi" w:eastAsiaTheme="minorEastAsia" w:cstheme="minorBidi"/>
+          <w:kern w:val="0"/>
+          <w:sz w:val="20"/>
+          <w:szCs w:val="20"/>
+          <w:lang w:val="en-US" w:eastAsia="zh-CN" w:bidi="ar-SA"/>
+        </w:rPr>
+        <w:fldChar w:fldCharType="separate"/>
+      </w:r>
+      <w:r>
+        <w:rPr>
+          <w:rStyle w:val="7"/>
+          <w:rFonts w:hint="default" w:asciiTheme="minorHAnsi" w:hAnsiTheme="minorHAnsi" w:eastAsiaTheme="minorEastAsia" w:cstheme="minorBidi"/>
+          <w:kern w:val="0"/>
+          <w:sz w:val="20"/>
+          <w:szCs w:val="20"/>
+          <w:lang w:val="en-US" w:eastAsia="zh-CN" w:bidi="ar-SA"/>
+        </w:rPr>
+        <w:t>Mobile Application</w:t>
+      </w:r>
+      <w:r>
+        <w:rPr>
+          <w:rFonts w:hint="default" w:asciiTheme="minorHAnsi" w:hAnsiTheme="minorHAnsi" w:eastAsiaTheme="minorEastAsia" w:cstheme="minorBidi"/>
+          <w:kern w:val="0"/>
+          <w:sz w:val="20"/>
+          <w:szCs w:val="20"/>
+          <w:lang w:val="en-US" w:eastAsia="zh-CN" w:bidi="ar-SA"/>
+        </w:rPr>
+        <w:fldChar w:fldCharType="end"/>
+      </w:r>
+    </w:p>
+    <w:p>
+      <w:pPr>
+        <w:pStyle w:val="8"/>
+        <w:keepNext w:val="0"/>
+        <w:keepLines w:val="0"/>
+        <w:widowControl/>
+        <w:suppressLineNumbers w:val="0"/>
+        <w:spacing w:before="130" w:beforeLines="36" w:beforeAutospacing="0" w:after="123" w:afterLines="34" w:afterAutospacing="0" w:line="240" w:lineRule="auto"/>
+        <w:jc w:val="left"/>
+        <w:rPr>
+          <w:rFonts w:hint="default" w:asciiTheme="minorHAnsi" w:hAnsiTheme="minorHAnsi" w:eastAsiaTheme="minorEastAsia" w:cstheme="minorBidi"/>
+          <w:b/>
+          <w:bCs/>
+          <w:kern w:val="0"/>
+          <w:sz w:val="22"/>
+          <w:szCs w:val="22"/>
+          <w:lang w:val="en-US" w:eastAsia="zh-CN" w:bidi="ar-SA"/>
+        </w:rPr>
+      </w:pPr>
+      <w:r>
+        <w:rPr>
+          <w:rFonts w:hint="default" w:asciiTheme="minorHAnsi" w:hAnsiTheme="minorHAnsi" w:eastAsiaTheme="minorEastAsia" w:cstheme="minorBidi"/>
+          <w:b/>
+          <w:bCs/>
+          <w:kern w:val="0"/>
+          <w:sz w:val="22"/>
+          <w:szCs w:val="22"/>
+          <w:lang w:val="en-US" w:eastAsia="zh-CN" w:bidi="ar-SA"/>
+        </w:rPr>
+        <w:t>Smart Fitness &amp; Management Solutions (Graduation Projects – University):</w:t>
       </w:r>
     </w:p>
     <w:p>
@@ -2551,29 +2411,7 @@
           <w:szCs w:val="20"/>
           <w:lang w:val="en-US" w:eastAsia="zh-CN" w:bidi="ar-SA"/>
         </w:rPr>
-        <w:t xml:space="preserve">- </w:t>
-      </w:r>
-      <w:r>
-        <w:rPr>
-          <w:rFonts w:hint="default" w:asciiTheme="minorHAnsi" w:hAnsiTheme="minorHAnsi" w:eastAsiaTheme="minorEastAsia" w:cstheme="minorBidi"/>
-          <w:b/>
-          <w:bCs/>
-          <w:kern w:val="0"/>
-          <w:sz w:val="20"/>
-          <w:szCs w:val="20"/>
-          <w:lang w:val="en-US" w:eastAsia="zh-CN" w:bidi="ar-SA"/>
-        </w:rPr>
-        <w:t>Programming</w:t>
-      </w:r>
-      <w:r>
-        <w:rPr>
-          <w:rFonts w:hint="default" w:asciiTheme="minorHAnsi" w:hAnsiTheme="minorHAnsi" w:eastAsiaTheme="minorEastAsia" w:cstheme="minorBidi"/>
-          <w:kern w:val="0"/>
-          <w:sz w:val="20"/>
-          <w:szCs w:val="20"/>
-          <w:lang w:val="en-US" w:eastAsia="zh-CN" w:bidi="ar-SA"/>
-        </w:rPr>
-        <w:t>: JavaScript, TypeScript, Dart, C#, Python</w:t>
+        <w:t>- Developed an online coaching platform featuring workout plans, nutrition tracking, and secure payment integration.</w:t>
       </w:r>
     </w:p>
     <w:p>
@@ -2600,29 +2438,7 @@
           <w:szCs w:val="20"/>
           <w:lang w:val="en-US" w:eastAsia="zh-CN" w:bidi="ar-SA"/>
         </w:rPr>
-        <w:t xml:space="preserve">- </w:t>
-      </w:r>
-      <w:r>
-        <w:rPr>
-          <w:rFonts w:hint="default" w:asciiTheme="minorHAnsi" w:hAnsiTheme="minorHAnsi" w:eastAsiaTheme="minorEastAsia" w:cstheme="minorBidi"/>
-          <w:b/>
-          <w:bCs/>
-          <w:kern w:val="0"/>
-          <w:sz w:val="20"/>
-          <w:szCs w:val="20"/>
-          <w:lang w:val="en-US" w:eastAsia="zh-CN" w:bidi="ar-SA"/>
-        </w:rPr>
-        <w:t>Backend</w:t>
-      </w:r>
-      <w:r>
-        <w:rPr>
-          <w:rFonts w:hint="default" w:asciiTheme="minorHAnsi" w:hAnsiTheme="minorHAnsi" w:eastAsiaTheme="minorEastAsia" w:cstheme="minorBidi"/>
-          <w:kern w:val="0"/>
-          <w:sz w:val="20"/>
-          <w:szCs w:val="20"/>
-          <w:lang w:val="en-US" w:eastAsia="zh-CN" w:bidi="ar-SA"/>
-        </w:rPr>
-        <w:t>: Nodejs, Express.js</w:t>
+        <w:t>- Stack: Node.js, TypeScript, PostgreSQL, Docker, Firebase Storage.</w:t>
       </w:r>
     </w:p>
     <w:p>
@@ -2654,24 +2470,131 @@
       <w:r>
         <w:rPr>
           <w:rFonts w:hint="default" w:asciiTheme="minorHAnsi" w:hAnsiTheme="minorHAnsi" w:eastAsiaTheme="minorEastAsia" w:cstheme="minorBidi"/>
-          <w:b/>
-          <w:bCs/>
-          <w:kern w:val="0"/>
-          <w:sz w:val="20"/>
-          <w:szCs w:val="20"/>
-          <w:lang w:val="en-US" w:eastAsia="zh-CN" w:bidi="ar-SA"/>
-        </w:rPr>
-        <w:t>Frontend</w:t>
-      </w:r>
-      <w:r>
-        <w:rPr>
-          <w:rFonts w:hint="default" w:asciiTheme="minorHAnsi" w:hAnsiTheme="minorHAnsi" w:eastAsiaTheme="minorEastAsia" w:cstheme="minorBidi"/>
-          <w:kern w:val="0"/>
-          <w:sz w:val="20"/>
-          <w:szCs w:val="20"/>
-          <w:lang w:val="en-US" w:eastAsia="zh-CN" w:bidi="ar-SA"/>
-        </w:rPr>
-        <w:t>: HTML, CSS, React, Bootstrap, Angular</w:t>
+          <w:kern w:val="0"/>
+          <w:sz w:val="20"/>
+          <w:szCs w:val="20"/>
+          <w:lang w:val="en-US" w:eastAsia="zh-CN" w:bidi="ar-SA"/>
+        </w:rPr>
+        <w:fldChar w:fldCharType="begin"/>
+      </w:r>
+      <w:r>
+        <w:rPr>
+          <w:rFonts w:hint="default" w:asciiTheme="minorHAnsi" w:hAnsiTheme="minorHAnsi" w:eastAsiaTheme="minorEastAsia" w:cstheme="minorBidi"/>
+          <w:kern w:val="0"/>
+          <w:sz w:val="20"/>
+          <w:szCs w:val="20"/>
+          <w:lang w:val="en-US" w:eastAsia="zh-CN" w:bidi="ar-SA"/>
+        </w:rPr>
+        <w:instrText xml:space="preserve"> HYPERLINK "https://drive.google.com/file/d/1FQyEIGfF22ASuhVv1_hRai86LCn2YZxO/view?usp=sharing" </w:instrText>
+      </w:r>
+      <w:r>
+        <w:rPr>
+          <w:rFonts w:hint="default" w:asciiTheme="minorHAnsi" w:hAnsiTheme="minorHAnsi" w:eastAsiaTheme="minorEastAsia" w:cstheme="minorBidi"/>
+          <w:kern w:val="0"/>
+          <w:sz w:val="20"/>
+          <w:szCs w:val="20"/>
+          <w:lang w:val="en-US" w:eastAsia="zh-CN" w:bidi="ar-SA"/>
+        </w:rPr>
+        <w:fldChar w:fldCharType="separate"/>
+      </w:r>
+      <w:r>
+        <w:rPr>
+          <w:rStyle w:val="7"/>
+          <w:rFonts w:hint="default" w:asciiTheme="minorHAnsi" w:hAnsiTheme="minorHAnsi" w:eastAsiaTheme="minorEastAsia" w:cstheme="minorBidi"/>
+          <w:kern w:val="0"/>
+          <w:sz w:val="20"/>
+          <w:szCs w:val="20"/>
+          <w:lang w:val="en-US" w:eastAsia="zh-CN" w:bidi="ar-SA"/>
+        </w:rPr>
+        <w:t>Client Demo</w:t>
+      </w:r>
+      <w:r>
+        <w:rPr>
+          <w:rFonts w:hint="default" w:asciiTheme="minorHAnsi" w:hAnsiTheme="minorHAnsi" w:eastAsiaTheme="minorEastAsia" w:cstheme="minorBidi"/>
+          <w:kern w:val="0"/>
+          <w:sz w:val="20"/>
+          <w:szCs w:val="20"/>
+          <w:lang w:val="en-US" w:eastAsia="zh-CN" w:bidi="ar-SA"/>
+        </w:rPr>
+        <w:fldChar w:fldCharType="end"/>
+      </w:r>
+    </w:p>
+    <w:p>
+      <w:pPr>
+        <w:pStyle w:val="8"/>
+        <w:keepNext w:val="0"/>
+        <w:keepLines w:val="0"/>
+        <w:widowControl/>
+        <w:suppressLineNumbers w:val="0"/>
+        <w:spacing w:before="0" w:beforeAutospacing="0" w:after="101" w:afterLines="28" w:afterAutospacing="0" w:line="240" w:lineRule="auto"/>
+        <w:rPr>
+          <w:rFonts w:hint="default" w:asciiTheme="minorHAnsi" w:hAnsiTheme="minorHAnsi" w:eastAsiaTheme="minorEastAsia" w:cstheme="minorBidi"/>
+          <w:kern w:val="0"/>
+          <w:sz w:val="20"/>
+          <w:szCs w:val="20"/>
+          <w:lang w:val="en-US" w:eastAsia="zh-CN" w:bidi="ar-SA"/>
+        </w:rPr>
+      </w:pPr>
+      <w:r>
+        <w:rPr>
+          <w:rFonts w:hint="default" w:asciiTheme="minorHAnsi" w:hAnsiTheme="minorHAnsi" w:eastAsiaTheme="minorEastAsia" w:cstheme="minorBidi"/>
+          <w:kern w:val="0"/>
+          <w:sz w:val="20"/>
+          <w:szCs w:val="20"/>
+          <w:lang w:val="en-US" w:eastAsia="zh-CN" w:bidi="ar-SA"/>
+        </w:rPr>
+        <w:t xml:space="preserve">- </w:t>
+      </w:r>
+      <w:r>
+        <w:rPr>
+          <w:rFonts w:hint="default" w:asciiTheme="minorHAnsi" w:hAnsiTheme="minorHAnsi" w:eastAsiaTheme="minorEastAsia" w:cstheme="minorBidi"/>
+          <w:kern w:val="0"/>
+          <w:sz w:val="20"/>
+          <w:szCs w:val="20"/>
+          <w:lang w:val="en-US" w:eastAsia="zh-CN" w:bidi="ar-SA"/>
+        </w:rPr>
+        <w:fldChar w:fldCharType="begin"/>
+      </w:r>
+      <w:r>
+        <w:rPr>
+          <w:rFonts w:hint="default" w:asciiTheme="minorHAnsi" w:hAnsiTheme="minorHAnsi" w:eastAsiaTheme="minorEastAsia" w:cstheme="minorBidi"/>
+          <w:kern w:val="0"/>
+          <w:sz w:val="20"/>
+          <w:szCs w:val="20"/>
+          <w:lang w:val="en-US" w:eastAsia="zh-CN" w:bidi="ar-SA"/>
+        </w:rPr>
+        <w:instrText xml:space="preserve"> HYPERLINK "https://drive.google.com/file/d/1_kRmUInOOjvBU-wyT6hXBu6O71CFAQKH/view?usp=sharing" </w:instrText>
+      </w:r>
+      <w:r>
+        <w:rPr>
+          <w:rFonts w:hint="default" w:asciiTheme="minorHAnsi" w:hAnsiTheme="minorHAnsi" w:eastAsiaTheme="minorEastAsia" w:cstheme="minorBidi"/>
+          <w:kern w:val="0"/>
+          <w:sz w:val="20"/>
+          <w:szCs w:val="20"/>
+          <w:lang w:val="en-US" w:eastAsia="zh-CN" w:bidi="ar-SA"/>
+        </w:rPr>
+        <w:fldChar w:fldCharType="separate"/>
+      </w:r>
+      <w:r>
+        <w:rPr>
+          <w:rStyle w:val="7"/>
+          <w:rFonts w:hint="default" w:asciiTheme="minorHAnsi" w:hAnsiTheme="minorHAnsi" w:eastAsiaTheme="minorEastAsia" w:cstheme="minorBidi"/>
+          <w:kern w:val="0"/>
+          <w:sz w:val="20"/>
+          <w:szCs w:val="20"/>
+          <w:lang w:val="en-US" w:eastAsia="zh-CN" w:bidi="ar-SA"/>
+        </w:rPr>
+        <w:t>Coach Demo</w:t>
+      </w:r>
+      <w:r>
+        <w:rPr>
+          <w:rFonts w:hint="default" w:asciiTheme="minorHAnsi" w:hAnsiTheme="minorHAnsi" w:eastAsiaTheme="minorEastAsia" w:cstheme="minorBidi"/>
+          <w:kern w:val="0"/>
+          <w:sz w:val="20"/>
+          <w:szCs w:val="20"/>
+          <w:lang w:val="en-US" w:eastAsia="zh-CN" w:bidi="ar-SA"/>
+        </w:rPr>
+        <w:fldChar w:fldCharType="end"/>
       </w:r>
     </w:p>
     <w:p>
@@ -2682,45 +2605,42 @@
         <w:widowControl/>
         <w:suppressLineNumbers w:val="0"/>
         <w:spacing w:before="0" w:beforeAutospacing="0" w:after="0" w:afterAutospacing="0" w:line="240" w:lineRule="auto"/>
-        <w:rPr>
-          <w:rFonts w:hint="default" w:asciiTheme="minorHAnsi" w:hAnsiTheme="minorHAnsi" w:eastAsiaTheme="minorEastAsia" w:cstheme="minorBidi"/>
-          <w:kern w:val="0"/>
-          <w:sz w:val="20"/>
-          <w:szCs w:val="20"/>
-          <w:lang w:val="en-US" w:eastAsia="zh-CN" w:bidi="ar-SA"/>
-        </w:rPr>
-      </w:pPr>
-      <w:r>
-        <w:rPr>
-          <w:rFonts w:hint="default" w:asciiTheme="minorHAnsi" w:hAnsiTheme="minorHAnsi" w:eastAsiaTheme="minorEastAsia" w:cstheme="minorBidi"/>
-          <w:kern w:val="0"/>
-          <w:sz w:val="20"/>
-          <w:szCs w:val="20"/>
-          <w:lang w:val="en-US" w:eastAsia="zh-CN" w:bidi="ar-SA"/>
-        </w:rPr>
-        <w:t xml:space="preserve">- </w:t>
-      </w:r>
-      <w:r>
-        <w:rPr>
-          <w:rFonts w:hint="default" w:asciiTheme="minorHAnsi" w:hAnsiTheme="minorHAnsi" w:eastAsiaTheme="minorEastAsia" w:cstheme="minorBidi"/>
-          <w:b/>
-          <w:bCs/>
-          <w:kern w:val="0"/>
-          <w:sz w:val="20"/>
-          <w:szCs w:val="20"/>
-          <w:lang w:val="en-US" w:eastAsia="zh-CN" w:bidi="ar-SA"/>
-        </w:rPr>
-        <w:t>Database</w:t>
-      </w:r>
-      <w:r>
-        <w:rPr>
-          <w:rFonts w:hint="default" w:asciiTheme="minorHAnsi" w:hAnsiTheme="minorHAnsi" w:eastAsiaTheme="minorEastAsia" w:cstheme="minorBidi"/>
-          <w:kern w:val="0"/>
-          <w:sz w:val="20"/>
-          <w:szCs w:val="20"/>
-          <w:lang w:val="en-US" w:eastAsia="zh-CN" w:bidi="ar-SA"/>
-        </w:rPr>
-        <w:t>: MongoDB, SQLite</w:t>
+        <w:jc w:val="left"/>
+        <w:rPr>
+          <w:rFonts w:hint="default" w:asciiTheme="minorHAnsi" w:hAnsiTheme="minorHAnsi" w:eastAsiaTheme="minorEastAsia" w:cstheme="minorBidi"/>
+          <w:kern w:val="0"/>
+          <w:sz w:val="20"/>
+          <w:szCs w:val="20"/>
+          <w:lang w:val="en-US" w:eastAsia="zh-CN" w:bidi="ar-SA"/>
+        </w:rPr>
+      </w:pPr>
+    </w:p>
+    <w:p>
+      <w:pPr>
+        <w:pBdr>
+          <w:bottom w:val="single" w:color="auto" w:sz="4" w:space="0"/>
+        </w:pBdr>
+        <w:spacing w:after="183" w:afterLines="50" w:afterAutospacing="0" w:line="240" w:lineRule="auto"/>
+        <w:jc w:val="both"/>
+        <w:rPr>
+          <w:rFonts w:hint="default"/>
+          <w:b/>
+          <w:bCs/>
+          <w:sz w:val="26"/>
+          <w:szCs w:val="26"/>
+          <w:lang w:val="en-US" w:eastAsia="zh-CN"/>
+        </w:rPr>
+      </w:pPr>
+      <w:r>
+        <w:rPr>
+          <w:rFonts w:hint="default"/>
+          <w:b/>
+          <w:bCs/>
+          <w:sz w:val="26"/>
+          <w:szCs w:val="26"/>
+          <w:lang w:val="en-US" w:eastAsia="zh-CN"/>
+        </w:rPr>
+        <w:t>SKILLS:</w:t>
       </w:r>
     </w:p>
     <w:p>
@@ -2759,17 +2679,17 @@
           <w:szCs w:val="20"/>
           <w:lang w:val="en-US" w:eastAsia="zh-CN" w:bidi="ar-SA"/>
         </w:rPr>
-        <w:t>Tools</w:t>
-      </w:r>
-      <w:r>
-        <w:rPr>
-          <w:rFonts w:hint="default" w:asciiTheme="minorHAnsi" w:hAnsiTheme="minorHAnsi" w:eastAsiaTheme="minorEastAsia" w:cstheme="minorBidi"/>
-          <w:kern w:val="0"/>
-          <w:sz w:val="20"/>
-          <w:szCs w:val="20"/>
-          <w:lang w:val="en-US" w:eastAsia="zh-CN" w:bidi="ar-SA"/>
-        </w:rPr>
-        <w:t>: Git, Github, Github Actions, Firebase</w:t>
+        <w:t>Programming Languages</w:t>
+      </w:r>
+      <w:r>
+        <w:rPr>
+          <w:rFonts w:hint="default" w:asciiTheme="minorHAnsi" w:hAnsiTheme="minorHAnsi" w:eastAsiaTheme="minorEastAsia" w:cstheme="minorBidi"/>
+          <w:kern w:val="0"/>
+          <w:sz w:val="20"/>
+          <w:szCs w:val="20"/>
+          <w:lang w:val="en-US" w:eastAsia="zh-CN" w:bidi="ar-SA"/>
+        </w:rPr>
+        <w:t>: JavaScript, TypeScript, Dart, C#, Python</w:t>
       </w:r>
     </w:p>
     <w:p>
@@ -2808,6 +2728,202 @@
           <w:szCs w:val="20"/>
           <w:lang w:val="en-US" w:eastAsia="zh-CN" w:bidi="ar-SA"/>
         </w:rPr>
+        <w:t>Backend</w:t>
+      </w:r>
+      <w:r>
+        <w:rPr>
+          <w:rFonts w:hint="default" w:asciiTheme="minorHAnsi" w:hAnsiTheme="minorHAnsi" w:eastAsiaTheme="minorEastAsia" w:cstheme="minorBidi"/>
+          <w:kern w:val="0"/>
+          <w:sz w:val="20"/>
+          <w:szCs w:val="20"/>
+          <w:lang w:val="en-US" w:eastAsia="zh-CN" w:bidi="ar-SA"/>
+        </w:rPr>
+        <w:t>: Nodejs, Express.js</w:t>
+      </w:r>
+    </w:p>
+    <w:p>
+      <w:pPr>
+        <w:pStyle w:val="8"/>
+        <w:keepNext w:val="0"/>
+        <w:keepLines w:val="0"/>
+        <w:widowControl/>
+        <w:suppressLineNumbers w:val="0"/>
+        <w:spacing w:before="0" w:beforeAutospacing="0" w:after="0" w:afterAutospacing="0" w:line="240" w:lineRule="auto"/>
+        <w:rPr>
+          <w:rFonts w:hint="default" w:asciiTheme="minorHAnsi" w:hAnsiTheme="minorHAnsi" w:eastAsiaTheme="minorEastAsia" w:cstheme="minorBidi"/>
+          <w:kern w:val="0"/>
+          <w:sz w:val="20"/>
+          <w:szCs w:val="20"/>
+          <w:lang w:val="en-US" w:eastAsia="zh-CN" w:bidi="ar-SA"/>
+        </w:rPr>
+      </w:pPr>
+      <w:r>
+        <w:rPr>
+          <w:rFonts w:hint="default" w:asciiTheme="minorHAnsi" w:hAnsiTheme="minorHAnsi" w:eastAsiaTheme="minorEastAsia" w:cstheme="minorBidi"/>
+          <w:kern w:val="0"/>
+          <w:sz w:val="20"/>
+          <w:szCs w:val="20"/>
+          <w:lang w:val="en-US" w:eastAsia="zh-CN" w:bidi="ar-SA"/>
+        </w:rPr>
+        <w:t xml:space="preserve">- </w:t>
+      </w:r>
+      <w:r>
+        <w:rPr>
+          <w:rFonts w:hint="default" w:asciiTheme="minorHAnsi" w:hAnsiTheme="minorHAnsi" w:eastAsiaTheme="minorEastAsia" w:cstheme="minorBidi"/>
+          <w:b/>
+          <w:bCs/>
+          <w:kern w:val="0"/>
+          <w:sz w:val="20"/>
+          <w:szCs w:val="20"/>
+          <w:lang w:val="en-US" w:eastAsia="zh-CN" w:bidi="ar-SA"/>
+        </w:rPr>
+        <w:t>Frontend</w:t>
+      </w:r>
+      <w:r>
+        <w:rPr>
+          <w:rFonts w:hint="default" w:asciiTheme="minorHAnsi" w:hAnsiTheme="minorHAnsi" w:eastAsiaTheme="minorEastAsia" w:cstheme="minorBidi"/>
+          <w:kern w:val="0"/>
+          <w:sz w:val="20"/>
+          <w:szCs w:val="20"/>
+          <w:lang w:val="en-US" w:eastAsia="zh-CN" w:bidi="ar-SA"/>
+        </w:rPr>
+        <w:t>: HTML, CSS, React, Bootstrap, Angular</w:t>
+      </w:r>
+    </w:p>
+    <w:p>
+      <w:pPr>
+        <w:pStyle w:val="8"/>
+        <w:keepNext w:val="0"/>
+        <w:keepLines w:val="0"/>
+        <w:widowControl/>
+        <w:suppressLineNumbers w:val="0"/>
+        <w:spacing w:before="0" w:beforeAutospacing="0" w:after="0" w:afterAutospacing="0" w:line="240" w:lineRule="auto"/>
+        <w:rPr>
+          <w:rFonts w:hint="default" w:asciiTheme="minorHAnsi" w:hAnsiTheme="minorHAnsi" w:eastAsiaTheme="minorEastAsia" w:cstheme="minorBidi"/>
+          <w:kern w:val="0"/>
+          <w:sz w:val="20"/>
+          <w:szCs w:val="20"/>
+          <w:lang w:val="en-US" w:eastAsia="zh-CN" w:bidi="ar-SA"/>
+        </w:rPr>
+      </w:pPr>
+      <w:r>
+        <w:rPr>
+          <w:rFonts w:hint="default" w:asciiTheme="minorHAnsi" w:hAnsiTheme="minorHAnsi" w:eastAsiaTheme="minorEastAsia" w:cstheme="minorBidi"/>
+          <w:kern w:val="0"/>
+          <w:sz w:val="20"/>
+          <w:szCs w:val="20"/>
+          <w:lang w:val="en-US" w:eastAsia="zh-CN" w:bidi="ar-SA"/>
+        </w:rPr>
+        <w:t xml:space="preserve">- </w:t>
+      </w:r>
+      <w:r>
+        <w:rPr>
+          <w:rFonts w:hint="default" w:asciiTheme="minorHAnsi" w:hAnsiTheme="minorHAnsi" w:eastAsiaTheme="minorEastAsia" w:cstheme="minorBidi"/>
+          <w:b/>
+          <w:bCs/>
+          <w:kern w:val="0"/>
+          <w:sz w:val="20"/>
+          <w:szCs w:val="20"/>
+          <w:lang w:val="en-US" w:eastAsia="zh-CN" w:bidi="ar-SA"/>
+        </w:rPr>
+        <w:t>Database</w:t>
+      </w:r>
+      <w:r>
+        <w:rPr>
+          <w:rFonts w:hint="default" w:asciiTheme="minorHAnsi" w:hAnsiTheme="minorHAnsi" w:eastAsiaTheme="minorEastAsia" w:cstheme="minorBidi"/>
+          <w:kern w:val="0"/>
+          <w:sz w:val="20"/>
+          <w:szCs w:val="20"/>
+          <w:lang w:val="en-US" w:eastAsia="zh-CN" w:bidi="ar-SA"/>
+        </w:rPr>
+        <w:t>: MongoDB, SQLite</w:t>
+      </w:r>
+    </w:p>
+    <w:p>
+      <w:pPr>
+        <w:pStyle w:val="8"/>
+        <w:keepNext w:val="0"/>
+        <w:keepLines w:val="0"/>
+        <w:widowControl/>
+        <w:suppressLineNumbers w:val="0"/>
+        <w:spacing w:before="0" w:beforeAutospacing="0" w:after="0" w:afterAutospacing="0" w:line="240" w:lineRule="auto"/>
+        <w:rPr>
+          <w:rFonts w:hint="default" w:asciiTheme="minorHAnsi" w:hAnsiTheme="minorHAnsi" w:eastAsiaTheme="minorEastAsia" w:cstheme="minorBidi"/>
+          <w:kern w:val="0"/>
+          <w:sz w:val="20"/>
+          <w:szCs w:val="20"/>
+          <w:lang w:val="en-US" w:eastAsia="zh-CN" w:bidi="ar-SA"/>
+        </w:rPr>
+      </w:pPr>
+      <w:r>
+        <w:rPr>
+          <w:rFonts w:hint="default" w:asciiTheme="minorHAnsi" w:hAnsiTheme="minorHAnsi" w:eastAsiaTheme="minorEastAsia" w:cstheme="minorBidi"/>
+          <w:kern w:val="0"/>
+          <w:sz w:val="20"/>
+          <w:szCs w:val="20"/>
+          <w:lang w:val="en-US" w:eastAsia="zh-CN" w:bidi="ar-SA"/>
+        </w:rPr>
+        <w:t xml:space="preserve">- </w:t>
+      </w:r>
+      <w:r>
+        <w:rPr>
+          <w:rFonts w:hint="default" w:asciiTheme="minorHAnsi" w:hAnsiTheme="minorHAnsi" w:eastAsiaTheme="minorEastAsia" w:cstheme="minorBidi"/>
+          <w:b/>
+          <w:bCs/>
+          <w:kern w:val="0"/>
+          <w:sz w:val="20"/>
+          <w:szCs w:val="20"/>
+          <w:lang w:val="en-US" w:eastAsia="zh-CN" w:bidi="ar-SA"/>
+        </w:rPr>
+        <w:t>Tools</w:t>
+      </w:r>
+      <w:r>
+        <w:rPr>
+          <w:rFonts w:hint="default" w:asciiTheme="minorHAnsi" w:hAnsiTheme="minorHAnsi" w:eastAsiaTheme="minorEastAsia" w:cstheme="minorBidi"/>
+          <w:kern w:val="0"/>
+          <w:sz w:val="20"/>
+          <w:szCs w:val="20"/>
+          <w:lang w:val="en-US" w:eastAsia="zh-CN" w:bidi="ar-SA"/>
+        </w:rPr>
+        <w:t>: Git, Github, Github Actions, Firebase</w:t>
+      </w:r>
+    </w:p>
+    <w:p>
+      <w:pPr>
+        <w:pStyle w:val="8"/>
+        <w:keepNext w:val="0"/>
+        <w:keepLines w:val="0"/>
+        <w:widowControl/>
+        <w:suppressLineNumbers w:val="0"/>
+        <w:spacing w:before="0" w:beforeAutospacing="0" w:after="0" w:afterAutospacing="0" w:line="240" w:lineRule="auto"/>
+        <w:rPr>
+          <w:rFonts w:hint="default" w:asciiTheme="minorHAnsi" w:hAnsiTheme="minorHAnsi" w:eastAsiaTheme="minorEastAsia" w:cstheme="minorBidi"/>
+          <w:kern w:val="0"/>
+          <w:sz w:val="20"/>
+          <w:szCs w:val="20"/>
+          <w:lang w:val="en-US" w:eastAsia="zh-CN" w:bidi="ar-SA"/>
+        </w:rPr>
+      </w:pPr>
+      <w:r>
+        <w:rPr>
+          <w:rFonts w:hint="default" w:asciiTheme="minorHAnsi" w:hAnsiTheme="minorHAnsi" w:eastAsiaTheme="minorEastAsia" w:cstheme="minorBidi"/>
+          <w:kern w:val="0"/>
+          <w:sz w:val="20"/>
+          <w:szCs w:val="20"/>
+          <w:lang w:val="en-US" w:eastAsia="zh-CN" w:bidi="ar-SA"/>
+        </w:rPr>
+        <w:t xml:space="preserve">- </w:t>
+      </w:r>
+      <w:r>
+        <w:rPr>
+          <w:rFonts w:hint="default" w:asciiTheme="minorHAnsi" w:hAnsiTheme="minorHAnsi" w:eastAsiaTheme="minorEastAsia" w:cstheme="minorBidi"/>
+          <w:b/>
+          <w:bCs/>
+          <w:kern w:val="0"/>
+          <w:sz w:val="20"/>
+          <w:szCs w:val="20"/>
+          <w:lang w:val="en-US" w:eastAsia="zh-CN" w:bidi="ar-SA"/>
+        </w:rPr>
         <w:t>Concepts</w:t>
       </w:r>
       <w:r>
@@ -2823,7 +2939,7 @@
     </w:p>
     <w:sectPr>
       <w:pgSz w:w="11906" w:h="16838"/>
-      <w:pgMar w:top="720" w:right="720" w:bottom="720" w:left="720" w:header="720" w:footer="720" w:gutter="0"/>
+      <w:pgMar w:top="288" w:right="720" w:bottom="288" w:left="720" w:header="720" w:footer="720" w:gutter="0"/>
       <w:pgBorders>
         <w:top w:val="none" w:sz="0" w:space="0"/>
         <w:left w:val="none" w:sz="0" w:space="0"/>
